--- a/lab-documents/7th_Lab_Report.docx
+++ b/lab-documents/7th_Lab_Report.docx
@@ -704,7 +704,7 @@
         <w:rPr>
           <w:rFonts w:ascii="Arial" w:cs="Arial" w:eastAsia="Arial" w:hAnsi="Arial"/>
         </w:rPr>
-        <w:t xml:space="preserve"> says.</w:t>
+        <w:t xml:space="preserve"> says, and name two organelles with their jobs.</w:t>
       </w:r>
     </w:p>
     <w:tbl>
@@ -5956,7 +5956,35 @@
         <w:rPr>
           <w:rFonts w:ascii="Arial" w:cs="Arial" w:eastAsia="Arial" w:hAnsi="Arial"/>
         </w:rPr>
-        <w:t xml:space="preserve"> about how the shape helps the object do its job. Use the clue bank on the lab page.</w:t>
+        <w:t xml:space="preserve"> about how the shape helps the object do its job. Then use the </w:t>
+      </w:r>
+      <w:r>
+        <w:rPr>
+          <w:rFonts w:ascii="Arial" w:cs="Arial" w:eastAsia="Arial" w:hAnsi="Arial"/>
+          <w:b/>
+          <w:bCs/>
+        </w:rPr>
+        <w:t xml:space="preserve">Cell connection table</w:t>
+      </w:r>
+      <w:r>
+        <w:rPr>
+          <w:rFonts w:ascii="Arial" w:cs="Arial" w:eastAsia="Arial" w:hAnsi="Arial"/>
+        </w:rPr>
+        <w:t xml:space="preserve"> on the lab page to name a </w:t>
+      </w:r>
+      <w:r>
+        <w:rPr>
+          <w:rFonts w:ascii="Arial" w:cs="Arial" w:eastAsia="Arial" w:hAnsi="Arial"/>
+          <w:b/>
+          <w:bCs/>
+        </w:rPr>
+        <w:t xml:space="preserve">cell part or cell type</w:t>
+      </w:r>
+      <w:r>
+        <w:rPr>
+          <w:rFonts w:ascii="Arial" w:cs="Arial" w:eastAsia="Arial" w:hAnsi="Arial"/>
+        </w:rPr>
+        <w:t xml:space="preserve"> with a similar shape or job.</w:t>
       </w:r>
     </w:p>
     <w:tbl>
@@ -5973,10 +6001,11 @@
         <w:tblLayout w:type="fixed"/>
       </w:tblPr>
       <w:tblGrid>
+        <w:gridCol w:w="1300"/>
+        <w:gridCol w:w="2200"/>
         <w:gridCol w:w="1500"/>
-        <w:gridCol w:w="3000"/>
-        <w:gridCol w:w="2000"/>
-        <w:gridCol w:w="3580"/>
+        <w:gridCol w:w="2540"/>
+        <w:gridCol w:w="2540"/>
       </w:tblGrid>
       <w:tr>
         <w:trPr>
@@ -5985,7 +6014,7 @@
         </w:trPr>
         <w:tc>
           <w:tcPr>
-            <w:tcW w:type="dxa" w:w="1500"/>
+            <w:tcW w:type="dxa" w:w="1300"/>
             <w:tcBorders>
               <w:top w:val="single" w:color="9A9A9A" w:sz="4"/>
               <w:left w:val="single" w:color="9A9A9A" w:sz="4"/>
@@ -6010,8 +6039,8 @@
                 <w:rFonts w:ascii="Arial" w:cs="Arial" w:eastAsia="Arial" w:hAnsi="Arial"/>
                 <w:b/>
                 <w:bCs/>
-                <w:sz w:val="19"/>
-                <w:szCs w:val="19"/>
+                <w:sz w:val="18"/>
+                <w:szCs w:val="18"/>
               </w:rPr>
               <w:t xml:space="preserve">Object</w:t>
             </w:r>
@@ -6019,7 +6048,7 @@
         </w:tc>
         <w:tc>
           <w:tcPr>
-            <w:tcW w:type="dxa" w:w="3000"/>
+            <w:tcW w:type="dxa" w:w="2200"/>
             <w:tcBorders>
               <w:top w:val="single" w:color="9A9A9A" w:sz="4"/>
               <w:left w:val="single" w:color="9A9A9A" w:sz="4"/>
@@ -6044,8 +6073,8 @@
                 <w:rFonts w:ascii="Arial" w:cs="Arial" w:eastAsia="Arial" w:hAnsi="Arial"/>
                 <w:b/>
                 <w:bCs/>
-                <w:sz w:val="19"/>
-                <w:szCs w:val="19"/>
+                <w:sz w:val="18"/>
+                <w:szCs w:val="18"/>
               </w:rPr>
               <w:t xml:space="preserve">Shapes I see (describe or sketch)</w:t>
             </w:r>
@@ -6053,7 +6082,7 @@
         </w:tc>
         <w:tc>
           <w:tcPr>
-            <w:tcW w:type="dxa" w:w="2000"/>
+            <w:tcW w:type="dxa" w:w="1500"/>
             <w:tcBorders>
               <w:top w:val="single" w:color="9A9A9A" w:sz="4"/>
               <w:left w:val="single" w:color="9A9A9A" w:sz="4"/>
@@ -6078,16 +6107,16 @@
                 <w:rFonts w:ascii="Arial" w:cs="Arial" w:eastAsia="Arial" w:hAnsi="Arial"/>
                 <w:b/>
                 <w:bCs/>
-                <w:sz w:val="19"/>
-                <w:szCs w:val="19"/>
-              </w:rPr>
-              <w:t xml:space="preserve">Is a shape repeated? Where?</w:t>
-            </w:r>
-          </w:p>
-        </w:tc>
-        <w:tc>
-          <w:tcPr>
-            <w:tcW w:type="dxa" w:w="3580"/>
+                <w:sz w:val="18"/>
+                <w:szCs w:val="18"/>
+              </w:rPr>
+              <w:t xml:space="preserve">Repeated? Where?</w:t>
+            </w:r>
+          </w:p>
+        </w:tc>
+        <w:tc>
+          <w:tcPr>
+            <w:tcW w:type="dxa" w:w="2540"/>
             <w:tcBorders>
               <w:top w:val="single" w:color="9A9A9A" w:sz="4"/>
               <w:left w:val="single" w:color="9A9A9A" w:sz="4"/>
@@ -6112,10 +6141,44 @@
                 <w:rFonts w:ascii="Arial" w:cs="Arial" w:eastAsia="Arial" w:hAnsi="Arial"/>
                 <w:b/>
                 <w:bCs/>
-                <w:sz w:val="19"/>
-                <w:szCs w:val="19"/>
-              </w:rPr>
-              <w:t xml:space="preserve">Educated guess: how might this shape help it do its job?</w:t>
+                <w:sz w:val="18"/>
+                <w:szCs w:val="18"/>
+              </w:rPr>
+              <w:t xml:space="preserve">Educated guess: how does this shape help it do its job?</w:t>
+            </w:r>
+          </w:p>
+        </w:tc>
+        <w:tc>
+          <w:tcPr>
+            <w:tcW w:type="dxa" w:w="2540"/>
+            <w:tcBorders>
+              <w:top w:val="single" w:color="9A9A9A" w:sz="4"/>
+              <w:left w:val="single" w:color="9A9A9A" w:sz="4"/>
+              <w:bottom w:val="single" w:color="9A9A9A" w:sz="4"/>
+              <w:right w:val="single" w:color="9A9A9A" w:sz="4"/>
+            </w:tcBorders>
+            <w:shd w:fill="E9E2D0" w:color="auto" w:val="clear"/>
+            <w:tcMar>
+              <w:top w:type="dxa" w:w="70"/>
+              <w:left w:type="dxa" w:w="100"/>
+              <w:bottom w:type="dxa" w:w="70"/>
+              <w:right w:type="dxa" w:w="100"/>
+            </w:tcMar>
+            <w:vAlign w:val="center"/>
+          </w:tcPr>
+          <w:p>
+            <w:pPr>
+              <w:spacing w:after="40"/>
+            </w:pPr>
+            <w:r>
+              <w:rPr>
+                <w:rFonts w:ascii="Arial" w:cs="Arial" w:eastAsia="Arial" w:hAnsi="Arial"/>
+                <w:b/>
+                <w:bCs/>
+                <w:sz w:val="18"/>
+                <w:szCs w:val="18"/>
+              </w:rPr>
+              <w:t xml:space="preserve">Cell connection: a cell part or cell type with a similar shape or job, and how the sizes compare</w:t>
             </w:r>
           </w:p>
         </w:tc>
@@ -6128,6 +6191,64 @@
         </w:trPr>
         <w:tc>
           <w:tcPr>
+            <w:tcW w:type="dxa" w:w="1300"/>
+            <w:tcBorders>
+              <w:top w:val="single" w:color="9A9A9A" w:sz="4"/>
+              <w:left w:val="single" w:color="9A9A9A" w:sz="4"/>
+              <w:bottom w:val="single" w:color="9A9A9A" w:sz="4"/>
+              <w:right w:val="single" w:color="9A9A9A" w:sz="4"/>
+            </w:tcBorders>
+            <w:tcMar>
+              <w:top w:type="dxa" w:w="70"/>
+              <w:left w:type="dxa" w:w="100"/>
+              <w:bottom w:type="dxa" w:w="70"/>
+              <w:right w:type="dxa" w:w="100"/>
+            </w:tcMar>
+            <w:vAlign w:val="top"/>
+          </w:tcPr>
+          <w:p>
+            <w:pPr>
+              <w:spacing w:after="0"/>
+            </w:pPr>
+            <w:r>
+              <w:rPr>
+                <w:rFonts w:ascii="Arial" w:cs="Arial" w:eastAsia="Arial" w:hAnsi="Arial"/>
+              </w:rPr>
+              <w:t xml:space="preserve"> </w:t>
+            </w:r>
+          </w:p>
+        </w:tc>
+        <w:tc>
+          <w:tcPr>
+            <w:tcW w:type="dxa" w:w="2200"/>
+            <w:tcBorders>
+              <w:top w:val="single" w:color="9A9A9A" w:sz="4"/>
+              <w:left w:val="single" w:color="9A9A9A" w:sz="4"/>
+              <w:bottom w:val="single" w:color="9A9A9A" w:sz="4"/>
+              <w:right w:val="single" w:color="9A9A9A" w:sz="4"/>
+            </w:tcBorders>
+            <w:tcMar>
+              <w:top w:type="dxa" w:w="70"/>
+              <w:left w:type="dxa" w:w="100"/>
+              <w:bottom w:type="dxa" w:w="70"/>
+              <w:right w:type="dxa" w:w="100"/>
+            </w:tcMar>
+            <w:vAlign w:val="top"/>
+          </w:tcPr>
+          <w:p>
+            <w:pPr>
+              <w:spacing w:after="0"/>
+            </w:pPr>
+            <w:r>
+              <w:rPr>
+                <w:rFonts w:ascii="Arial" w:cs="Arial" w:eastAsia="Arial" w:hAnsi="Arial"/>
+              </w:rPr>
+              <w:t xml:space="preserve"> </w:t>
+            </w:r>
+          </w:p>
+        </w:tc>
+        <w:tc>
+          <w:tcPr>
             <w:tcW w:type="dxa" w:w="1500"/>
             <w:tcBorders>
               <w:top w:val="single" w:color="9A9A9A" w:sz="4"/>
@@ -6157,65 +6278,36 @@
         </w:tc>
         <w:tc>
           <w:tcPr>
-            <w:tcW w:type="dxa" w:w="3000"/>
-            <w:tcBorders>
-              <w:top w:val="single" w:color="9A9A9A" w:sz="4"/>
-              <w:left w:val="single" w:color="9A9A9A" w:sz="4"/>
-              <w:bottom w:val="single" w:color="9A9A9A" w:sz="4"/>
-              <w:right w:val="single" w:color="9A9A9A" w:sz="4"/>
-            </w:tcBorders>
-            <w:tcMar>
-              <w:top w:type="dxa" w:w="70"/>
-              <w:left w:type="dxa" w:w="100"/>
-              <w:bottom w:type="dxa" w:w="70"/>
-              <w:right w:type="dxa" w:w="100"/>
-            </w:tcMar>
-            <w:vAlign w:val="top"/>
-          </w:tcPr>
-          <w:p>
-            <w:pPr>
-              <w:spacing w:after="0"/>
-            </w:pPr>
-            <w:r>
-              <w:rPr>
-                <w:rFonts w:ascii="Arial" w:cs="Arial" w:eastAsia="Arial" w:hAnsi="Arial"/>
-              </w:rPr>
-              <w:t xml:space="preserve"> </w:t>
-            </w:r>
-          </w:p>
-        </w:tc>
-        <w:tc>
-          <w:tcPr>
-            <w:tcW w:type="dxa" w:w="2000"/>
-            <w:tcBorders>
-              <w:top w:val="single" w:color="9A9A9A" w:sz="4"/>
-              <w:left w:val="single" w:color="9A9A9A" w:sz="4"/>
-              <w:bottom w:val="single" w:color="9A9A9A" w:sz="4"/>
-              <w:right w:val="single" w:color="9A9A9A" w:sz="4"/>
-            </w:tcBorders>
-            <w:tcMar>
-              <w:top w:type="dxa" w:w="70"/>
-              <w:left w:type="dxa" w:w="100"/>
-              <w:bottom w:type="dxa" w:w="70"/>
-              <w:right w:type="dxa" w:w="100"/>
-            </w:tcMar>
-            <w:vAlign w:val="top"/>
-          </w:tcPr>
-          <w:p>
-            <w:pPr>
-              <w:spacing w:after="0"/>
-            </w:pPr>
-            <w:r>
-              <w:rPr>
-                <w:rFonts w:ascii="Arial" w:cs="Arial" w:eastAsia="Arial" w:hAnsi="Arial"/>
-              </w:rPr>
-              <w:t xml:space="preserve"> </w:t>
-            </w:r>
-          </w:p>
-        </w:tc>
-        <w:tc>
-          <w:tcPr>
-            <w:tcW w:type="dxa" w:w="3580"/>
+            <w:tcW w:type="dxa" w:w="2540"/>
+            <w:tcBorders>
+              <w:top w:val="single" w:color="9A9A9A" w:sz="4"/>
+              <w:left w:val="single" w:color="9A9A9A" w:sz="4"/>
+              <w:bottom w:val="single" w:color="9A9A9A" w:sz="4"/>
+              <w:right w:val="single" w:color="9A9A9A" w:sz="4"/>
+            </w:tcBorders>
+            <w:tcMar>
+              <w:top w:type="dxa" w:w="70"/>
+              <w:left w:type="dxa" w:w="100"/>
+              <w:bottom w:type="dxa" w:w="70"/>
+              <w:right w:type="dxa" w:w="100"/>
+            </w:tcMar>
+            <w:vAlign w:val="top"/>
+          </w:tcPr>
+          <w:p>
+            <w:pPr>
+              <w:spacing w:after="0"/>
+            </w:pPr>
+            <w:r>
+              <w:rPr>
+                <w:rFonts w:ascii="Arial" w:cs="Arial" w:eastAsia="Arial" w:hAnsi="Arial"/>
+              </w:rPr>
+              <w:t xml:space="preserve"> </w:t>
+            </w:r>
+          </w:p>
+        </w:tc>
+        <w:tc>
+          <w:tcPr>
+            <w:tcW w:type="dxa" w:w="2540"/>
             <w:tcBorders>
               <w:top w:val="single" w:color="9A9A9A" w:sz="4"/>
               <w:left w:val="single" w:color="9A9A9A" w:sz="4"/>
@@ -6251,6 +6343,64 @@
         </w:trPr>
         <w:tc>
           <w:tcPr>
+            <w:tcW w:type="dxa" w:w="1300"/>
+            <w:tcBorders>
+              <w:top w:val="single" w:color="9A9A9A" w:sz="4"/>
+              <w:left w:val="single" w:color="9A9A9A" w:sz="4"/>
+              <w:bottom w:val="single" w:color="9A9A9A" w:sz="4"/>
+              <w:right w:val="single" w:color="9A9A9A" w:sz="4"/>
+            </w:tcBorders>
+            <w:tcMar>
+              <w:top w:type="dxa" w:w="70"/>
+              <w:left w:type="dxa" w:w="100"/>
+              <w:bottom w:type="dxa" w:w="70"/>
+              <w:right w:type="dxa" w:w="100"/>
+            </w:tcMar>
+            <w:vAlign w:val="top"/>
+          </w:tcPr>
+          <w:p>
+            <w:pPr>
+              <w:spacing w:after="0"/>
+            </w:pPr>
+            <w:r>
+              <w:rPr>
+                <w:rFonts w:ascii="Arial" w:cs="Arial" w:eastAsia="Arial" w:hAnsi="Arial"/>
+              </w:rPr>
+              <w:t xml:space="preserve"> </w:t>
+            </w:r>
+          </w:p>
+        </w:tc>
+        <w:tc>
+          <w:tcPr>
+            <w:tcW w:type="dxa" w:w="2200"/>
+            <w:tcBorders>
+              <w:top w:val="single" w:color="9A9A9A" w:sz="4"/>
+              <w:left w:val="single" w:color="9A9A9A" w:sz="4"/>
+              <w:bottom w:val="single" w:color="9A9A9A" w:sz="4"/>
+              <w:right w:val="single" w:color="9A9A9A" w:sz="4"/>
+            </w:tcBorders>
+            <w:tcMar>
+              <w:top w:type="dxa" w:w="70"/>
+              <w:left w:type="dxa" w:w="100"/>
+              <w:bottom w:type="dxa" w:w="70"/>
+              <w:right w:type="dxa" w:w="100"/>
+            </w:tcMar>
+            <w:vAlign w:val="top"/>
+          </w:tcPr>
+          <w:p>
+            <w:pPr>
+              <w:spacing w:after="0"/>
+            </w:pPr>
+            <w:r>
+              <w:rPr>
+                <w:rFonts w:ascii="Arial" w:cs="Arial" w:eastAsia="Arial" w:hAnsi="Arial"/>
+              </w:rPr>
+              <w:t xml:space="preserve"> </w:t>
+            </w:r>
+          </w:p>
+        </w:tc>
+        <w:tc>
+          <w:tcPr>
             <w:tcW w:type="dxa" w:w="1500"/>
             <w:tcBorders>
               <w:top w:val="single" w:color="9A9A9A" w:sz="4"/>
@@ -6280,65 +6430,36 @@
         </w:tc>
         <w:tc>
           <w:tcPr>
-            <w:tcW w:type="dxa" w:w="3000"/>
-            <w:tcBorders>
-              <w:top w:val="single" w:color="9A9A9A" w:sz="4"/>
-              <w:left w:val="single" w:color="9A9A9A" w:sz="4"/>
-              <w:bottom w:val="single" w:color="9A9A9A" w:sz="4"/>
-              <w:right w:val="single" w:color="9A9A9A" w:sz="4"/>
-            </w:tcBorders>
-            <w:tcMar>
-              <w:top w:type="dxa" w:w="70"/>
-              <w:left w:type="dxa" w:w="100"/>
-              <w:bottom w:type="dxa" w:w="70"/>
-              <w:right w:type="dxa" w:w="100"/>
-            </w:tcMar>
-            <w:vAlign w:val="top"/>
-          </w:tcPr>
-          <w:p>
-            <w:pPr>
-              <w:spacing w:after="0"/>
-            </w:pPr>
-            <w:r>
-              <w:rPr>
-                <w:rFonts w:ascii="Arial" w:cs="Arial" w:eastAsia="Arial" w:hAnsi="Arial"/>
-              </w:rPr>
-              <w:t xml:space="preserve"> </w:t>
-            </w:r>
-          </w:p>
-        </w:tc>
-        <w:tc>
-          <w:tcPr>
-            <w:tcW w:type="dxa" w:w="2000"/>
-            <w:tcBorders>
-              <w:top w:val="single" w:color="9A9A9A" w:sz="4"/>
-              <w:left w:val="single" w:color="9A9A9A" w:sz="4"/>
-              <w:bottom w:val="single" w:color="9A9A9A" w:sz="4"/>
-              <w:right w:val="single" w:color="9A9A9A" w:sz="4"/>
-            </w:tcBorders>
-            <w:tcMar>
-              <w:top w:type="dxa" w:w="70"/>
-              <w:left w:type="dxa" w:w="100"/>
-              <w:bottom w:type="dxa" w:w="70"/>
-              <w:right w:type="dxa" w:w="100"/>
-            </w:tcMar>
-            <w:vAlign w:val="top"/>
-          </w:tcPr>
-          <w:p>
-            <w:pPr>
-              <w:spacing w:after="0"/>
-            </w:pPr>
-            <w:r>
-              <w:rPr>
-                <w:rFonts w:ascii="Arial" w:cs="Arial" w:eastAsia="Arial" w:hAnsi="Arial"/>
-              </w:rPr>
-              <w:t xml:space="preserve"> </w:t>
-            </w:r>
-          </w:p>
-        </w:tc>
-        <w:tc>
-          <w:tcPr>
-            <w:tcW w:type="dxa" w:w="3580"/>
+            <w:tcW w:type="dxa" w:w="2540"/>
+            <w:tcBorders>
+              <w:top w:val="single" w:color="9A9A9A" w:sz="4"/>
+              <w:left w:val="single" w:color="9A9A9A" w:sz="4"/>
+              <w:bottom w:val="single" w:color="9A9A9A" w:sz="4"/>
+              <w:right w:val="single" w:color="9A9A9A" w:sz="4"/>
+            </w:tcBorders>
+            <w:tcMar>
+              <w:top w:type="dxa" w:w="70"/>
+              <w:left w:type="dxa" w:w="100"/>
+              <w:bottom w:type="dxa" w:w="70"/>
+              <w:right w:type="dxa" w:w="100"/>
+            </w:tcMar>
+            <w:vAlign w:val="top"/>
+          </w:tcPr>
+          <w:p>
+            <w:pPr>
+              <w:spacing w:after="0"/>
+            </w:pPr>
+            <w:r>
+              <w:rPr>
+                <w:rFonts w:ascii="Arial" w:cs="Arial" w:eastAsia="Arial" w:hAnsi="Arial"/>
+              </w:rPr>
+              <w:t xml:space="preserve"> </w:t>
+            </w:r>
+          </w:p>
+        </w:tc>
+        <w:tc>
+          <w:tcPr>
+            <w:tcW w:type="dxa" w:w="2540"/>
             <w:tcBorders>
               <w:top w:val="single" w:color="9A9A9A" w:sz="4"/>
               <w:left w:val="single" w:color="9A9A9A" w:sz="4"/>
@@ -6374,6 +6495,64 @@
         </w:trPr>
         <w:tc>
           <w:tcPr>
+            <w:tcW w:type="dxa" w:w="1300"/>
+            <w:tcBorders>
+              <w:top w:val="single" w:color="9A9A9A" w:sz="4"/>
+              <w:left w:val="single" w:color="9A9A9A" w:sz="4"/>
+              <w:bottom w:val="single" w:color="9A9A9A" w:sz="4"/>
+              <w:right w:val="single" w:color="9A9A9A" w:sz="4"/>
+            </w:tcBorders>
+            <w:tcMar>
+              <w:top w:type="dxa" w:w="70"/>
+              <w:left w:type="dxa" w:w="100"/>
+              <w:bottom w:type="dxa" w:w="70"/>
+              <w:right w:type="dxa" w:w="100"/>
+            </w:tcMar>
+            <w:vAlign w:val="top"/>
+          </w:tcPr>
+          <w:p>
+            <w:pPr>
+              <w:spacing w:after="0"/>
+            </w:pPr>
+            <w:r>
+              <w:rPr>
+                <w:rFonts w:ascii="Arial" w:cs="Arial" w:eastAsia="Arial" w:hAnsi="Arial"/>
+              </w:rPr>
+              <w:t xml:space="preserve"> </w:t>
+            </w:r>
+          </w:p>
+        </w:tc>
+        <w:tc>
+          <w:tcPr>
+            <w:tcW w:type="dxa" w:w="2200"/>
+            <w:tcBorders>
+              <w:top w:val="single" w:color="9A9A9A" w:sz="4"/>
+              <w:left w:val="single" w:color="9A9A9A" w:sz="4"/>
+              <w:bottom w:val="single" w:color="9A9A9A" w:sz="4"/>
+              <w:right w:val="single" w:color="9A9A9A" w:sz="4"/>
+            </w:tcBorders>
+            <w:tcMar>
+              <w:top w:type="dxa" w:w="70"/>
+              <w:left w:type="dxa" w:w="100"/>
+              <w:bottom w:type="dxa" w:w="70"/>
+              <w:right w:type="dxa" w:w="100"/>
+            </w:tcMar>
+            <w:vAlign w:val="top"/>
+          </w:tcPr>
+          <w:p>
+            <w:pPr>
+              <w:spacing w:after="0"/>
+            </w:pPr>
+            <w:r>
+              <w:rPr>
+                <w:rFonts w:ascii="Arial" w:cs="Arial" w:eastAsia="Arial" w:hAnsi="Arial"/>
+              </w:rPr>
+              <w:t xml:space="preserve"> </w:t>
+            </w:r>
+          </w:p>
+        </w:tc>
+        <w:tc>
+          <w:tcPr>
             <w:tcW w:type="dxa" w:w="1500"/>
             <w:tcBorders>
               <w:top w:val="single" w:color="9A9A9A" w:sz="4"/>
@@ -6403,65 +6582,36 @@
         </w:tc>
         <w:tc>
           <w:tcPr>
-            <w:tcW w:type="dxa" w:w="3000"/>
-            <w:tcBorders>
-              <w:top w:val="single" w:color="9A9A9A" w:sz="4"/>
-              <w:left w:val="single" w:color="9A9A9A" w:sz="4"/>
-              <w:bottom w:val="single" w:color="9A9A9A" w:sz="4"/>
-              <w:right w:val="single" w:color="9A9A9A" w:sz="4"/>
-            </w:tcBorders>
-            <w:tcMar>
-              <w:top w:type="dxa" w:w="70"/>
-              <w:left w:type="dxa" w:w="100"/>
-              <w:bottom w:type="dxa" w:w="70"/>
-              <w:right w:type="dxa" w:w="100"/>
-            </w:tcMar>
-            <w:vAlign w:val="top"/>
-          </w:tcPr>
-          <w:p>
-            <w:pPr>
-              <w:spacing w:after="0"/>
-            </w:pPr>
-            <w:r>
-              <w:rPr>
-                <w:rFonts w:ascii="Arial" w:cs="Arial" w:eastAsia="Arial" w:hAnsi="Arial"/>
-              </w:rPr>
-              <w:t xml:space="preserve"> </w:t>
-            </w:r>
-          </w:p>
-        </w:tc>
-        <w:tc>
-          <w:tcPr>
-            <w:tcW w:type="dxa" w:w="2000"/>
-            <w:tcBorders>
-              <w:top w:val="single" w:color="9A9A9A" w:sz="4"/>
-              <w:left w:val="single" w:color="9A9A9A" w:sz="4"/>
-              <w:bottom w:val="single" w:color="9A9A9A" w:sz="4"/>
-              <w:right w:val="single" w:color="9A9A9A" w:sz="4"/>
-            </w:tcBorders>
-            <w:tcMar>
-              <w:top w:type="dxa" w:w="70"/>
-              <w:left w:type="dxa" w:w="100"/>
-              <w:bottom w:type="dxa" w:w="70"/>
-              <w:right w:type="dxa" w:w="100"/>
-            </w:tcMar>
-            <w:vAlign w:val="top"/>
-          </w:tcPr>
-          <w:p>
-            <w:pPr>
-              <w:spacing w:after="0"/>
-            </w:pPr>
-            <w:r>
-              <w:rPr>
-                <w:rFonts w:ascii="Arial" w:cs="Arial" w:eastAsia="Arial" w:hAnsi="Arial"/>
-              </w:rPr>
-              <w:t xml:space="preserve"> </w:t>
-            </w:r>
-          </w:p>
-        </w:tc>
-        <w:tc>
-          <w:tcPr>
-            <w:tcW w:type="dxa" w:w="3580"/>
+            <w:tcW w:type="dxa" w:w="2540"/>
+            <w:tcBorders>
+              <w:top w:val="single" w:color="9A9A9A" w:sz="4"/>
+              <w:left w:val="single" w:color="9A9A9A" w:sz="4"/>
+              <w:bottom w:val="single" w:color="9A9A9A" w:sz="4"/>
+              <w:right w:val="single" w:color="9A9A9A" w:sz="4"/>
+            </w:tcBorders>
+            <w:tcMar>
+              <w:top w:type="dxa" w:w="70"/>
+              <w:left w:type="dxa" w:w="100"/>
+              <w:bottom w:type="dxa" w:w="70"/>
+              <w:right w:type="dxa" w:w="100"/>
+            </w:tcMar>
+            <w:vAlign w:val="top"/>
+          </w:tcPr>
+          <w:p>
+            <w:pPr>
+              <w:spacing w:after="0"/>
+            </w:pPr>
+            <w:r>
+              <w:rPr>
+                <w:rFonts w:ascii="Arial" w:cs="Arial" w:eastAsia="Arial" w:hAnsi="Arial"/>
+              </w:rPr>
+              <w:t xml:space="preserve"> </w:t>
+            </w:r>
+          </w:p>
+        </w:tc>
+        <w:tc>
+          <w:tcPr>
+            <w:tcW w:type="dxa" w:w="2540"/>
             <w:tcBorders>
               <w:top w:val="single" w:color="9A9A9A" w:sz="4"/>
               <w:left w:val="single" w:color="9A9A9A" w:sz="4"/>
@@ -6497,6 +6647,64 @@
         </w:trPr>
         <w:tc>
           <w:tcPr>
+            <w:tcW w:type="dxa" w:w="1300"/>
+            <w:tcBorders>
+              <w:top w:val="single" w:color="9A9A9A" w:sz="4"/>
+              <w:left w:val="single" w:color="9A9A9A" w:sz="4"/>
+              <w:bottom w:val="single" w:color="9A9A9A" w:sz="4"/>
+              <w:right w:val="single" w:color="9A9A9A" w:sz="4"/>
+            </w:tcBorders>
+            <w:tcMar>
+              <w:top w:type="dxa" w:w="70"/>
+              <w:left w:type="dxa" w:w="100"/>
+              <w:bottom w:type="dxa" w:w="70"/>
+              <w:right w:type="dxa" w:w="100"/>
+            </w:tcMar>
+            <w:vAlign w:val="top"/>
+          </w:tcPr>
+          <w:p>
+            <w:pPr>
+              <w:spacing w:after="0"/>
+            </w:pPr>
+            <w:r>
+              <w:rPr>
+                <w:rFonts w:ascii="Arial" w:cs="Arial" w:eastAsia="Arial" w:hAnsi="Arial"/>
+              </w:rPr>
+              <w:t xml:space="preserve"> </w:t>
+            </w:r>
+          </w:p>
+        </w:tc>
+        <w:tc>
+          <w:tcPr>
+            <w:tcW w:type="dxa" w:w="2200"/>
+            <w:tcBorders>
+              <w:top w:val="single" w:color="9A9A9A" w:sz="4"/>
+              <w:left w:val="single" w:color="9A9A9A" w:sz="4"/>
+              <w:bottom w:val="single" w:color="9A9A9A" w:sz="4"/>
+              <w:right w:val="single" w:color="9A9A9A" w:sz="4"/>
+            </w:tcBorders>
+            <w:tcMar>
+              <w:top w:type="dxa" w:w="70"/>
+              <w:left w:type="dxa" w:w="100"/>
+              <w:bottom w:type="dxa" w:w="70"/>
+              <w:right w:type="dxa" w:w="100"/>
+            </w:tcMar>
+            <w:vAlign w:val="top"/>
+          </w:tcPr>
+          <w:p>
+            <w:pPr>
+              <w:spacing w:after="0"/>
+            </w:pPr>
+            <w:r>
+              <w:rPr>
+                <w:rFonts w:ascii="Arial" w:cs="Arial" w:eastAsia="Arial" w:hAnsi="Arial"/>
+              </w:rPr>
+              <w:t xml:space="preserve"> </w:t>
+            </w:r>
+          </w:p>
+        </w:tc>
+        <w:tc>
+          <w:tcPr>
             <w:tcW w:type="dxa" w:w="1500"/>
             <w:tcBorders>
               <w:top w:val="single" w:color="9A9A9A" w:sz="4"/>
@@ -6526,65 +6734,36 @@
         </w:tc>
         <w:tc>
           <w:tcPr>
-            <w:tcW w:type="dxa" w:w="3000"/>
-            <w:tcBorders>
-              <w:top w:val="single" w:color="9A9A9A" w:sz="4"/>
-              <w:left w:val="single" w:color="9A9A9A" w:sz="4"/>
-              <w:bottom w:val="single" w:color="9A9A9A" w:sz="4"/>
-              <w:right w:val="single" w:color="9A9A9A" w:sz="4"/>
-            </w:tcBorders>
-            <w:tcMar>
-              <w:top w:type="dxa" w:w="70"/>
-              <w:left w:type="dxa" w:w="100"/>
-              <w:bottom w:type="dxa" w:w="70"/>
-              <w:right w:type="dxa" w:w="100"/>
-            </w:tcMar>
-            <w:vAlign w:val="top"/>
-          </w:tcPr>
-          <w:p>
-            <w:pPr>
-              <w:spacing w:after="0"/>
-            </w:pPr>
-            <w:r>
-              <w:rPr>
-                <w:rFonts w:ascii="Arial" w:cs="Arial" w:eastAsia="Arial" w:hAnsi="Arial"/>
-              </w:rPr>
-              <w:t xml:space="preserve"> </w:t>
-            </w:r>
-          </w:p>
-        </w:tc>
-        <w:tc>
-          <w:tcPr>
-            <w:tcW w:type="dxa" w:w="2000"/>
-            <w:tcBorders>
-              <w:top w:val="single" w:color="9A9A9A" w:sz="4"/>
-              <w:left w:val="single" w:color="9A9A9A" w:sz="4"/>
-              <w:bottom w:val="single" w:color="9A9A9A" w:sz="4"/>
-              <w:right w:val="single" w:color="9A9A9A" w:sz="4"/>
-            </w:tcBorders>
-            <w:tcMar>
-              <w:top w:type="dxa" w:w="70"/>
-              <w:left w:type="dxa" w:w="100"/>
-              <w:bottom w:type="dxa" w:w="70"/>
-              <w:right w:type="dxa" w:w="100"/>
-            </w:tcMar>
-            <w:vAlign w:val="top"/>
-          </w:tcPr>
-          <w:p>
-            <w:pPr>
-              <w:spacing w:after="0"/>
-            </w:pPr>
-            <w:r>
-              <w:rPr>
-                <w:rFonts w:ascii="Arial" w:cs="Arial" w:eastAsia="Arial" w:hAnsi="Arial"/>
-              </w:rPr>
-              <w:t xml:space="preserve"> </w:t>
-            </w:r>
-          </w:p>
-        </w:tc>
-        <w:tc>
-          <w:tcPr>
-            <w:tcW w:type="dxa" w:w="3580"/>
+            <w:tcW w:type="dxa" w:w="2540"/>
+            <w:tcBorders>
+              <w:top w:val="single" w:color="9A9A9A" w:sz="4"/>
+              <w:left w:val="single" w:color="9A9A9A" w:sz="4"/>
+              <w:bottom w:val="single" w:color="9A9A9A" w:sz="4"/>
+              <w:right w:val="single" w:color="9A9A9A" w:sz="4"/>
+            </w:tcBorders>
+            <w:tcMar>
+              <w:top w:type="dxa" w:w="70"/>
+              <w:left w:type="dxa" w:w="100"/>
+              <w:bottom w:type="dxa" w:w="70"/>
+              <w:right w:type="dxa" w:w="100"/>
+            </w:tcMar>
+            <w:vAlign w:val="top"/>
+          </w:tcPr>
+          <w:p>
+            <w:pPr>
+              <w:spacing w:after="0"/>
+            </w:pPr>
+            <w:r>
+              <w:rPr>
+                <w:rFonts w:ascii="Arial" w:cs="Arial" w:eastAsia="Arial" w:hAnsi="Arial"/>
+              </w:rPr>
+              <w:t xml:space="preserve"> </w:t>
+            </w:r>
+          </w:p>
+        </w:tc>
+        <w:tc>
+          <w:tcPr>
+            <w:tcW w:type="dxa" w:w="2540"/>
             <w:tcBorders>
               <w:top w:val="single" w:color="9A9A9A" w:sz="4"/>
               <w:left w:val="single" w:color="9A9A9A" w:sz="4"/>
@@ -6620,6 +6799,64 @@
         </w:trPr>
         <w:tc>
           <w:tcPr>
+            <w:tcW w:type="dxa" w:w="1300"/>
+            <w:tcBorders>
+              <w:top w:val="single" w:color="9A9A9A" w:sz="4"/>
+              <w:left w:val="single" w:color="9A9A9A" w:sz="4"/>
+              <w:bottom w:val="single" w:color="9A9A9A" w:sz="4"/>
+              <w:right w:val="single" w:color="9A9A9A" w:sz="4"/>
+            </w:tcBorders>
+            <w:tcMar>
+              <w:top w:type="dxa" w:w="70"/>
+              <w:left w:type="dxa" w:w="100"/>
+              <w:bottom w:type="dxa" w:w="70"/>
+              <w:right w:type="dxa" w:w="100"/>
+            </w:tcMar>
+            <w:vAlign w:val="top"/>
+          </w:tcPr>
+          <w:p>
+            <w:pPr>
+              <w:spacing w:after="0"/>
+            </w:pPr>
+            <w:r>
+              <w:rPr>
+                <w:rFonts w:ascii="Arial" w:cs="Arial" w:eastAsia="Arial" w:hAnsi="Arial"/>
+              </w:rPr>
+              <w:t xml:space="preserve"> </w:t>
+            </w:r>
+          </w:p>
+        </w:tc>
+        <w:tc>
+          <w:tcPr>
+            <w:tcW w:type="dxa" w:w="2200"/>
+            <w:tcBorders>
+              <w:top w:val="single" w:color="9A9A9A" w:sz="4"/>
+              <w:left w:val="single" w:color="9A9A9A" w:sz="4"/>
+              <w:bottom w:val="single" w:color="9A9A9A" w:sz="4"/>
+              <w:right w:val="single" w:color="9A9A9A" w:sz="4"/>
+            </w:tcBorders>
+            <w:tcMar>
+              <w:top w:type="dxa" w:w="70"/>
+              <w:left w:type="dxa" w:w="100"/>
+              <w:bottom w:type="dxa" w:w="70"/>
+              <w:right w:type="dxa" w:w="100"/>
+            </w:tcMar>
+            <w:vAlign w:val="top"/>
+          </w:tcPr>
+          <w:p>
+            <w:pPr>
+              <w:spacing w:after="0"/>
+            </w:pPr>
+            <w:r>
+              <w:rPr>
+                <w:rFonts w:ascii="Arial" w:cs="Arial" w:eastAsia="Arial" w:hAnsi="Arial"/>
+              </w:rPr>
+              <w:t xml:space="preserve"> </w:t>
+            </w:r>
+          </w:p>
+        </w:tc>
+        <w:tc>
+          <w:tcPr>
             <w:tcW w:type="dxa" w:w="1500"/>
             <w:tcBorders>
               <w:top w:val="single" w:color="9A9A9A" w:sz="4"/>
@@ -6649,65 +6886,36 @@
         </w:tc>
         <w:tc>
           <w:tcPr>
-            <w:tcW w:type="dxa" w:w="3000"/>
-            <w:tcBorders>
-              <w:top w:val="single" w:color="9A9A9A" w:sz="4"/>
-              <w:left w:val="single" w:color="9A9A9A" w:sz="4"/>
-              <w:bottom w:val="single" w:color="9A9A9A" w:sz="4"/>
-              <w:right w:val="single" w:color="9A9A9A" w:sz="4"/>
-            </w:tcBorders>
-            <w:tcMar>
-              <w:top w:type="dxa" w:w="70"/>
-              <w:left w:type="dxa" w:w="100"/>
-              <w:bottom w:type="dxa" w:w="70"/>
-              <w:right w:type="dxa" w:w="100"/>
-            </w:tcMar>
-            <w:vAlign w:val="top"/>
-          </w:tcPr>
-          <w:p>
-            <w:pPr>
-              <w:spacing w:after="0"/>
-            </w:pPr>
-            <w:r>
-              <w:rPr>
-                <w:rFonts w:ascii="Arial" w:cs="Arial" w:eastAsia="Arial" w:hAnsi="Arial"/>
-              </w:rPr>
-              <w:t xml:space="preserve"> </w:t>
-            </w:r>
-          </w:p>
-        </w:tc>
-        <w:tc>
-          <w:tcPr>
-            <w:tcW w:type="dxa" w:w="2000"/>
-            <w:tcBorders>
-              <w:top w:val="single" w:color="9A9A9A" w:sz="4"/>
-              <w:left w:val="single" w:color="9A9A9A" w:sz="4"/>
-              <w:bottom w:val="single" w:color="9A9A9A" w:sz="4"/>
-              <w:right w:val="single" w:color="9A9A9A" w:sz="4"/>
-            </w:tcBorders>
-            <w:tcMar>
-              <w:top w:type="dxa" w:w="70"/>
-              <w:left w:type="dxa" w:w="100"/>
-              <w:bottom w:type="dxa" w:w="70"/>
-              <w:right w:type="dxa" w:w="100"/>
-            </w:tcMar>
-            <w:vAlign w:val="top"/>
-          </w:tcPr>
-          <w:p>
-            <w:pPr>
-              <w:spacing w:after="0"/>
-            </w:pPr>
-            <w:r>
-              <w:rPr>
-                <w:rFonts w:ascii="Arial" w:cs="Arial" w:eastAsia="Arial" w:hAnsi="Arial"/>
-              </w:rPr>
-              <w:t xml:space="preserve"> </w:t>
-            </w:r>
-          </w:p>
-        </w:tc>
-        <w:tc>
-          <w:tcPr>
-            <w:tcW w:type="dxa" w:w="3580"/>
+            <w:tcW w:type="dxa" w:w="2540"/>
+            <w:tcBorders>
+              <w:top w:val="single" w:color="9A9A9A" w:sz="4"/>
+              <w:left w:val="single" w:color="9A9A9A" w:sz="4"/>
+              <w:bottom w:val="single" w:color="9A9A9A" w:sz="4"/>
+              <w:right w:val="single" w:color="9A9A9A" w:sz="4"/>
+            </w:tcBorders>
+            <w:tcMar>
+              <w:top w:type="dxa" w:w="70"/>
+              <w:left w:type="dxa" w:w="100"/>
+              <w:bottom w:type="dxa" w:w="70"/>
+              <w:right w:type="dxa" w:w="100"/>
+            </w:tcMar>
+            <w:vAlign w:val="top"/>
+          </w:tcPr>
+          <w:p>
+            <w:pPr>
+              <w:spacing w:after="0"/>
+            </w:pPr>
+            <w:r>
+              <w:rPr>
+                <w:rFonts w:ascii="Arial" w:cs="Arial" w:eastAsia="Arial" w:hAnsi="Arial"/>
+              </w:rPr>
+              <w:t xml:space="preserve"> </w:t>
+            </w:r>
+          </w:p>
+        </w:tc>
+        <w:tc>
+          <w:tcPr>
+            <w:tcW w:type="dxa" w:w="2540"/>
             <w:tcBorders>
               <w:top w:val="single" w:color="9A9A9A" w:sz="4"/>
               <w:left w:val="single" w:color="9A9A9A" w:sz="4"/>
@@ -6743,6 +6951,64 @@
         </w:trPr>
         <w:tc>
           <w:tcPr>
+            <w:tcW w:type="dxa" w:w="1300"/>
+            <w:tcBorders>
+              <w:top w:val="single" w:color="9A9A9A" w:sz="4"/>
+              <w:left w:val="single" w:color="9A9A9A" w:sz="4"/>
+              <w:bottom w:val="single" w:color="9A9A9A" w:sz="4"/>
+              <w:right w:val="single" w:color="9A9A9A" w:sz="4"/>
+            </w:tcBorders>
+            <w:tcMar>
+              <w:top w:type="dxa" w:w="70"/>
+              <w:left w:type="dxa" w:w="100"/>
+              <w:bottom w:type="dxa" w:w="70"/>
+              <w:right w:type="dxa" w:w="100"/>
+            </w:tcMar>
+            <w:vAlign w:val="top"/>
+          </w:tcPr>
+          <w:p>
+            <w:pPr>
+              <w:spacing w:after="0"/>
+            </w:pPr>
+            <w:r>
+              <w:rPr>
+                <w:rFonts w:ascii="Arial" w:cs="Arial" w:eastAsia="Arial" w:hAnsi="Arial"/>
+              </w:rPr>
+              <w:t xml:space="preserve"> </w:t>
+            </w:r>
+          </w:p>
+        </w:tc>
+        <w:tc>
+          <w:tcPr>
+            <w:tcW w:type="dxa" w:w="2200"/>
+            <w:tcBorders>
+              <w:top w:val="single" w:color="9A9A9A" w:sz="4"/>
+              <w:left w:val="single" w:color="9A9A9A" w:sz="4"/>
+              <w:bottom w:val="single" w:color="9A9A9A" w:sz="4"/>
+              <w:right w:val="single" w:color="9A9A9A" w:sz="4"/>
+            </w:tcBorders>
+            <w:tcMar>
+              <w:top w:type="dxa" w:w="70"/>
+              <w:left w:type="dxa" w:w="100"/>
+              <w:bottom w:type="dxa" w:w="70"/>
+              <w:right w:type="dxa" w:w="100"/>
+            </w:tcMar>
+            <w:vAlign w:val="top"/>
+          </w:tcPr>
+          <w:p>
+            <w:pPr>
+              <w:spacing w:after="0"/>
+            </w:pPr>
+            <w:r>
+              <w:rPr>
+                <w:rFonts w:ascii="Arial" w:cs="Arial" w:eastAsia="Arial" w:hAnsi="Arial"/>
+              </w:rPr>
+              <w:t xml:space="preserve"> </w:t>
+            </w:r>
+          </w:p>
+        </w:tc>
+        <w:tc>
+          <w:tcPr>
             <w:tcW w:type="dxa" w:w="1500"/>
             <w:tcBorders>
               <w:top w:val="single" w:color="9A9A9A" w:sz="4"/>
@@ -6772,65 +7038,36 @@
         </w:tc>
         <w:tc>
           <w:tcPr>
-            <w:tcW w:type="dxa" w:w="3000"/>
-            <w:tcBorders>
-              <w:top w:val="single" w:color="9A9A9A" w:sz="4"/>
-              <w:left w:val="single" w:color="9A9A9A" w:sz="4"/>
-              <w:bottom w:val="single" w:color="9A9A9A" w:sz="4"/>
-              <w:right w:val="single" w:color="9A9A9A" w:sz="4"/>
-            </w:tcBorders>
-            <w:tcMar>
-              <w:top w:type="dxa" w:w="70"/>
-              <w:left w:type="dxa" w:w="100"/>
-              <w:bottom w:type="dxa" w:w="70"/>
-              <w:right w:type="dxa" w:w="100"/>
-            </w:tcMar>
-            <w:vAlign w:val="top"/>
-          </w:tcPr>
-          <w:p>
-            <w:pPr>
-              <w:spacing w:after="0"/>
-            </w:pPr>
-            <w:r>
-              <w:rPr>
-                <w:rFonts w:ascii="Arial" w:cs="Arial" w:eastAsia="Arial" w:hAnsi="Arial"/>
-              </w:rPr>
-              <w:t xml:space="preserve"> </w:t>
-            </w:r>
-          </w:p>
-        </w:tc>
-        <w:tc>
-          <w:tcPr>
-            <w:tcW w:type="dxa" w:w="2000"/>
-            <w:tcBorders>
-              <w:top w:val="single" w:color="9A9A9A" w:sz="4"/>
-              <w:left w:val="single" w:color="9A9A9A" w:sz="4"/>
-              <w:bottom w:val="single" w:color="9A9A9A" w:sz="4"/>
-              <w:right w:val="single" w:color="9A9A9A" w:sz="4"/>
-            </w:tcBorders>
-            <w:tcMar>
-              <w:top w:type="dxa" w:w="70"/>
-              <w:left w:type="dxa" w:w="100"/>
-              <w:bottom w:type="dxa" w:w="70"/>
-              <w:right w:type="dxa" w:w="100"/>
-            </w:tcMar>
-            <w:vAlign w:val="top"/>
-          </w:tcPr>
-          <w:p>
-            <w:pPr>
-              <w:spacing w:after="0"/>
-            </w:pPr>
-            <w:r>
-              <w:rPr>
-                <w:rFonts w:ascii="Arial" w:cs="Arial" w:eastAsia="Arial" w:hAnsi="Arial"/>
-              </w:rPr>
-              <w:t xml:space="preserve"> </w:t>
-            </w:r>
-          </w:p>
-        </w:tc>
-        <w:tc>
-          <w:tcPr>
-            <w:tcW w:type="dxa" w:w="3580"/>
+            <w:tcW w:type="dxa" w:w="2540"/>
+            <w:tcBorders>
+              <w:top w:val="single" w:color="9A9A9A" w:sz="4"/>
+              <w:left w:val="single" w:color="9A9A9A" w:sz="4"/>
+              <w:bottom w:val="single" w:color="9A9A9A" w:sz="4"/>
+              <w:right w:val="single" w:color="9A9A9A" w:sz="4"/>
+            </w:tcBorders>
+            <w:tcMar>
+              <w:top w:type="dxa" w:w="70"/>
+              <w:left w:type="dxa" w:w="100"/>
+              <w:bottom w:type="dxa" w:w="70"/>
+              <w:right w:type="dxa" w:w="100"/>
+            </w:tcMar>
+            <w:vAlign w:val="top"/>
+          </w:tcPr>
+          <w:p>
+            <w:pPr>
+              <w:spacing w:after="0"/>
+            </w:pPr>
+            <w:r>
+              <w:rPr>
+                <w:rFonts w:ascii="Arial" w:cs="Arial" w:eastAsia="Arial" w:hAnsi="Arial"/>
+              </w:rPr>
+              <w:t xml:space="preserve"> </w:t>
+            </w:r>
+          </w:p>
+        </w:tc>
+        <w:tc>
+          <w:tcPr>
+            <w:tcW w:type="dxa" w:w="2540"/>
             <w:tcBorders>
               <w:top w:val="single" w:color="9A9A9A" w:sz="4"/>
               <w:left w:val="single" w:color="9A9A9A" w:sz="4"/>
@@ -6866,6 +7103,64 @@
         </w:trPr>
         <w:tc>
           <w:tcPr>
+            <w:tcW w:type="dxa" w:w="1300"/>
+            <w:tcBorders>
+              <w:top w:val="single" w:color="9A9A9A" w:sz="4"/>
+              <w:left w:val="single" w:color="9A9A9A" w:sz="4"/>
+              <w:bottom w:val="single" w:color="9A9A9A" w:sz="4"/>
+              <w:right w:val="single" w:color="9A9A9A" w:sz="4"/>
+            </w:tcBorders>
+            <w:tcMar>
+              <w:top w:type="dxa" w:w="70"/>
+              <w:left w:type="dxa" w:w="100"/>
+              <w:bottom w:type="dxa" w:w="70"/>
+              <w:right w:type="dxa" w:w="100"/>
+            </w:tcMar>
+            <w:vAlign w:val="top"/>
+          </w:tcPr>
+          <w:p>
+            <w:pPr>
+              <w:spacing w:after="0"/>
+            </w:pPr>
+            <w:r>
+              <w:rPr>
+                <w:rFonts w:ascii="Arial" w:cs="Arial" w:eastAsia="Arial" w:hAnsi="Arial"/>
+              </w:rPr>
+              <w:t xml:space="preserve"> </w:t>
+            </w:r>
+          </w:p>
+        </w:tc>
+        <w:tc>
+          <w:tcPr>
+            <w:tcW w:type="dxa" w:w="2200"/>
+            <w:tcBorders>
+              <w:top w:val="single" w:color="9A9A9A" w:sz="4"/>
+              <w:left w:val="single" w:color="9A9A9A" w:sz="4"/>
+              <w:bottom w:val="single" w:color="9A9A9A" w:sz="4"/>
+              <w:right w:val="single" w:color="9A9A9A" w:sz="4"/>
+            </w:tcBorders>
+            <w:tcMar>
+              <w:top w:type="dxa" w:w="70"/>
+              <w:left w:type="dxa" w:w="100"/>
+              <w:bottom w:type="dxa" w:w="70"/>
+              <w:right w:type="dxa" w:w="100"/>
+            </w:tcMar>
+            <w:vAlign w:val="top"/>
+          </w:tcPr>
+          <w:p>
+            <w:pPr>
+              <w:spacing w:after="0"/>
+            </w:pPr>
+            <w:r>
+              <w:rPr>
+                <w:rFonts w:ascii="Arial" w:cs="Arial" w:eastAsia="Arial" w:hAnsi="Arial"/>
+              </w:rPr>
+              <w:t xml:space="preserve"> </w:t>
+            </w:r>
+          </w:p>
+        </w:tc>
+        <w:tc>
+          <w:tcPr>
             <w:tcW w:type="dxa" w:w="1500"/>
             <w:tcBorders>
               <w:top w:val="single" w:color="9A9A9A" w:sz="4"/>
@@ -6895,65 +7190,36 @@
         </w:tc>
         <w:tc>
           <w:tcPr>
-            <w:tcW w:type="dxa" w:w="3000"/>
-            <w:tcBorders>
-              <w:top w:val="single" w:color="9A9A9A" w:sz="4"/>
-              <w:left w:val="single" w:color="9A9A9A" w:sz="4"/>
-              <w:bottom w:val="single" w:color="9A9A9A" w:sz="4"/>
-              <w:right w:val="single" w:color="9A9A9A" w:sz="4"/>
-            </w:tcBorders>
-            <w:tcMar>
-              <w:top w:type="dxa" w:w="70"/>
-              <w:left w:type="dxa" w:w="100"/>
-              <w:bottom w:type="dxa" w:w="70"/>
-              <w:right w:type="dxa" w:w="100"/>
-            </w:tcMar>
-            <w:vAlign w:val="top"/>
-          </w:tcPr>
-          <w:p>
-            <w:pPr>
-              <w:spacing w:after="0"/>
-            </w:pPr>
-            <w:r>
-              <w:rPr>
-                <w:rFonts w:ascii="Arial" w:cs="Arial" w:eastAsia="Arial" w:hAnsi="Arial"/>
-              </w:rPr>
-              <w:t xml:space="preserve"> </w:t>
-            </w:r>
-          </w:p>
-        </w:tc>
-        <w:tc>
-          <w:tcPr>
-            <w:tcW w:type="dxa" w:w="2000"/>
-            <w:tcBorders>
-              <w:top w:val="single" w:color="9A9A9A" w:sz="4"/>
-              <w:left w:val="single" w:color="9A9A9A" w:sz="4"/>
-              <w:bottom w:val="single" w:color="9A9A9A" w:sz="4"/>
-              <w:right w:val="single" w:color="9A9A9A" w:sz="4"/>
-            </w:tcBorders>
-            <w:tcMar>
-              <w:top w:type="dxa" w:w="70"/>
-              <w:left w:type="dxa" w:w="100"/>
-              <w:bottom w:type="dxa" w:w="70"/>
-              <w:right w:type="dxa" w:w="100"/>
-            </w:tcMar>
-            <w:vAlign w:val="top"/>
-          </w:tcPr>
-          <w:p>
-            <w:pPr>
-              <w:spacing w:after="0"/>
-            </w:pPr>
-            <w:r>
-              <w:rPr>
-                <w:rFonts w:ascii="Arial" w:cs="Arial" w:eastAsia="Arial" w:hAnsi="Arial"/>
-              </w:rPr>
-              <w:t xml:space="preserve"> </w:t>
-            </w:r>
-          </w:p>
-        </w:tc>
-        <w:tc>
-          <w:tcPr>
-            <w:tcW w:type="dxa" w:w="3580"/>
+            <w:tcW w:type="dxa" w:w="2540"/>
+            <w:tcBorders>
+              <w:top w:val="single" w:color="9A9A9A" w:sz="4"/>
+              <w:left w:val="single" w:color="9A9A9A" w:sz="4"/>
+              <w:bottom w:val="single" w:color="9A9A9A" w:sz="4"/>
+              <w:right w:val="single" w:color="9A9A9A" w:sz="4"/>
+            </w:tcBorders>
+            <w:tcMar>
+              <w:top w:type="dxa" w:w="70"/>
+              <w:left w:type="dxa" w:w="100"/>
+              <w:bottom w:type="dxa" w:w="70"/>
+              <w:right w:type="dxa" w:w="100"/>
+            </w:tcMar>
+            <w:vAlign w:val="top"/>
+          </w:tcPr>
+          <w:p>
+            <w:pPr>
+              <w:spacing w:after="0"/>
+            </w:pPr>
+            <w:r>
+              <w:rPr>
+                <w:rFonts w:ascii="Arial" w:cs="Arial" w:eastAsia="Arial" w:hAnsi="Arial"/>
+              </w:rPr>
+              <w:t xml:space="preserve"> </w:t>
+            </w:r>
+          </w:p>
+        </w:tc>
+        <w:tc>
+          <w:tcPr>
+            <w:tcW w:type="dxa" w:w="2540"/>
             <w:tcBorders>
               <w:top w:val="single" w:color="9A9A9A" w:sz="4"/>
               <w:left w:val="single" w:color="9A9A9A" w:sz="4"/>
@@ -6989,6 +7255,64 @@
         </w:trPr>
         <w:tc>
           <w:tcPr>
+            <w:tcW w:type="dxa" w:w="1300"/>
+            <w:tcBorders>
+              <w:top w:val="single" w:color="9A9A9A" w:sz="4"/>
+              <w:left w:val="single" w:color="9A9A9A" w:sz="4"/>
+              <w:bottom w:val="single" w:color="9A9A9A" w:sz="4"/>
+              <w:right w:val="single" w:color="9A9A9A" w:sz="4"/>
+            </w:tcBorders>
+            <w:tcMar>
+              <w:top w:type="dxa" w:w="70"/>
+              <w:left w:type="dxa" w:w="100"/>
+              <w:bottom w:type="dxa" w:w="70"/>
+              <w:right w:type="dxa" w:w="100"/>
+            </w:tcMar>
+            <w:vAlign w:val="top"/>
+          </w:tcPr>
+          <w:p>
+            <w:pPr>
+              <w:spacing w:after="0"/>
+            </w:pPr>
+            <w:r>
+              <w:rPr>
+                <w:rFonts w:ascii="Arial" w:cs="Arial" w:eastAsia="Arial" w:hAnsi="Arial"/>
+              </w:rPr>
+              <w:t xml:space="preserve"> </w:t>
+            </w:r>
+          </w:p>
+        </w:tc>
+        <w:tc>
+          <w:tcPr>
+            <w:tcW w:type="dxa" w:w="2200"/>
+            <w:tcBorders>
+              <w:top w:val="single" w:color="9A9A9A" w:sz="4"/>
+              <w:left w:val="single" w:color="9A9A9A" w:sz="4"/>
+              <w:bottom w:val="single" w:color="9A9A9A" w:sz="4"/>
+              <w:right w:val="single" w:color="9A9A9A" w:sz="4"/>
+            </w:tcBorders>
+            <w:tcMar>
+              <w:top w:type="dxa" w:w="70"/>
+              <w:left w:type="dxa" w:w="100"/>
+              <w:bottom w:type="dxa" w:w="70"/>
+              <w:right w:type="dxa" w:w="100"/>
+            </w:tcMar>
+            <w:vAlign w:val="top"/>
+          </w:tcPr>
+          <w:p>
+            <w:pPr>
+              <w:spacing w:after="0"/>
+            </w:pPr>
+            <w:r>
+              <w:rPr>
+                <w:rFonts w:ascii="Arial" w:cs="Arial" w:eastAsia="Arial" w:hAnsi="Arial"/>
+              </w:rPr>
+              <w:t xml:space="preserve"> </w:t>
+            </w:r>
+          </w:p>
+        </w:tc>
+        <w:tc>
+          <w:tcPr>
             <w:tcW w:type="dxa" w:w="1500"/>
             <w:tcBorders>
               <w:top w:val="single" w:color="9A9A9A" w:sz="4"/>
@@ -7018,65 +7342,36 @@
         </w:tc>
         <w:tc>
           <w:tcPr>
-            <w:tcW w:type="dxa" w:w="3000"/>
-            <w:tcBorders>
-              <w:top w:val="single" w:color="9A9A9A" w:sz="4"/>
-              <w:left w:val="single" w:color="9A9A9A" w:sz="4"/>
-              <w:bottom w:val="single" w:color="9A9A9A" w:sz="4"/>
-              <w:right w:val="single" w:color="9A9A9A" w:sz="4"/>
-            </w:tcBorders>
-            <w:tcMar>
-              <w:top w:type="dxa" w:w="70"/>
-              <w:left w:type="dxa" w:w="100"/>
-              <w:bottom w:type="dxa" w:w="70"/>
-              <w:right w:type="dxa" w:w="100"/>
-            </w:tcMar>
-            <w:vAlign w:val="top"/>
-          </w:tcPr>
-          <w:p>
-            <w:pPr>
-              <w:spacing w:after="0"/>
-            </w:pPr>
-            <w:r>
-              <w:rPr>
-                <w:rFonts w:ascii="Arial" w:cs="Arial" w:eastAsia="Arial" w:hAnsi="Arial"/>
-              </w:rPr>
-              <w:t xml:space="preserve"> </w:t>
-            </w:r>
-          </w:p>
-        </w:tc>
-        <w:tc>
-          <w:tcPr>
-            <w:tcW w:type="dxa" w:w="2000"/>
-            <w:tcBorders>
-              <w:top w:val="single" w:color="9A9A9A" w:sz="4"/>
-              <w:left w:val="single" w:color="9A9A9A" w:sz="4"/>
-              <w:bottom w:val="single" w:color="9A9A9A" w:sz="4"/>
-              <w:right w:val="single" w:color="9A9A9A" w:sz="4"/>
-            </w:tcBorders>
-            <w:tcMar>
-              <w:top w:type="dxa" w:w="70"/>
-              <w:left w:type="dxa" w:w="100"/>
-              <w:bottom w:type="dxa" w:w="70"/>
-              <w:right w:type="dxa" w:w="100"/>
-            </w:tcMar>
-            <w:vAlign w:val="top"/>
-          </w:tcPr>
-          <w:p>
-            <w:pPr>
-              <w:spacing w:after="0"/>
-            </w:pPr>
-            <w:r>
-              <w:rPr>
-                <w:rFonts w:ascii="Arial" w:cs="Arial" w:eastAsia="Arial" w:hAnsi="Arial"/>
-              </w:rPr>
-              <w:t xml:space="preserve"> </w:t>
-            </w:r>
-          </w:p>
-        </w:tc>
-        <w:tc>
-          <w:tcPr>
-            <w:tcW w:type="dxa" w:w="3580"/>
+            <w:tcW w:type="dxa" w:w="2540"/>
+            <w:tcBorders>
+              <w:top w:val="single" w:color="9A9A9A" w:sz="4"/>
+              <w:left w:val="single" w:color="9A9A9A" w:sz="4"/>
+              <w:bottom w:val="single" w:color="9A9A9A" w:sz="4"/>
+              <w:right w:val="single" w:color="9A9A9A" w:sz="4"/>
+            </w:tcBorders>
+            <w:tcMar>
+              <w:top w:type="dxa" w:w="70"/>
+              <w:left w:type="dxa" w:w="100"/>
+              <w:bottom w:type="dxa" w:w="70"/>
+              <w:right w:type="dxa" w:w="100"/>
+            </w:tcMar>
+            <w:vAlign w:val="top"/>
+          </w:tcPr>
+          <w:p>
+            <w:pPr>
+              <w:spacing w:after="0"/>
+            </w:pPr>
+            <w:r>
+              <w:rPr>
+                <w:rFonts w:ascii="Arial" w:cs="Arial" w:eastAsia="Arial" w:hAnsi="Arial"/>
+              </w:rPr>
+              <w:t xml:space="preserve"> </w:t>
+            </w:r>
+          </w:p>
+        </w:tc>
+        <w:tc>
+          <w:tcPr>
+            <w:tcW w:type="dxa" w:w="2540"/>
             <w:tcBorders>
               <w:top w:val="single" w:color="9A9A9A" w:sz="4"/>
               <w:left w:val="single" w:color="9A9A9A" w:sz="4"/>
@@ -7112,6 +7407,64 @@
         </w:trPr>
         <w:tc>
           <w:tcPr>
+            <w:tcW w:type="dxa" w:w="1300"/>
+            <w:tcBorders>
+              <w:top w:val="single" w:color="9A9A9A" w:sz="4"/>
+              <w:left w:val="single" w:color="9A9A9A" w:sz="4"/>
+              <w:bottom w:val="single" w:color="9A9A9A" w:sz="4"/>
+              <w:right w:val="single" w:color="9A9A9A" w:sz="4"/>
+            </w:tcBorders>
+            <w:tcMar>
+              <w:top w:type="dxa" w:w="70"/>
+              <w:left w:type="dxa" w:w="100"/>
+              <w:bottom w:type="dxa" w:w="70"/>
+              <w:right w:type="dxa" w:w="100"/>
+            </w:tcMar>
+            <w:vAlign w:val="top"/>
+          </w:tcPr>
+          <w:p>
+            <w:pPr>
+              <w:spacing w:after="0"/>
+            </w:pPr>
+            <w:r>
+              <w:rPr>
+                <w:rFonts w:ascii="Arial" w:cs="Arial" w:eastAsia="Arial" w:hAnsi="Arial"/>
+              </w:rPr>
+              <w:t xml:space="preserve"> </w:t>
+            </w:r>
+          </w:p>
+        </w:tc>
+        <w:tc>
+          <w:tcPr>
+            <w:tcW w:type="dxa" w:w="2200"/>
+            <w:tcBorders>
+              <w:top w:val="single" w:color="9A9A9A" w:sz="4"/>
+              <w:left w:val="single" w:color="9A9A9A" w:sz="4"/>
+              <w:bottom w:val="single" w:color="9A9A9A" w:sz="4"/>
+              <w:right w:val="single" w:color="9A9A9A" w:sz="4"/>
+            </w:tcBorders>
+            <w:tcMar>
+              <w:top w:type="dxa" w:w="70"/>
+              <w:left w:type="dxa" w:w="100"/>
+              <w:bottom w:type="dxa" w:w="70"/>
+              <w:right w:type="dxa" w:w="100"/>
+            </w:tcMar>
+            <w:vAlign w:val="top"/>
+          </w:tcPr>
+          <w:p>
+            <w:pPr>
+              <w:spacing w:after="0"/>
+            </w:pPr>
+            <w:r>
+              <w:rPr>
+                <w:rFonts w:ascii="Arial" w:cs="Arial" w:eastAsia="Arial" w:hAnsi="Arial"/>
+              </w:rPr>
+              <w:t xml:space="preserve"> </w:t>
+            </w:r>
+          </w:p>
+        </w:tc>
+        <w:tc>
+          <w:tcPr>
             <w:tcW w:type="dxa" w:w="1500"/>
             <w:tcBorders>
               <w:top w:val="single" w:color="9A9A9A" w:sz="4"/>
@@ -7141,65 +7494,36 @@
         </w:tc>
         <w:tc>
           <w:tcPr>
-            <w:tcW w:type="dxa" w:w="3000"/>
-            <w:tcBorders>
-              <w:top w:val="single" w:color="9A9A9A" w:sz="4"/>
-              <w:left w:val="single" w:color="9A9A9A" w:sz="4"/>
-              <w:bottom w:val="single" w:color="9A9A9A" w:sz="4"/>
-              <w:right w:val="single" w:color="9A9A9A" w:sz="4"/>
-            </w:tcBorders>
-            <w:tcMar>
-              <w:top w:type="dxa" w:w="70"/>
-              <w:left w:type="dxa" w:w="100"/>
-              <w:bottom w:type="dxa" w:w="70"/>
-              <w:right w:type="dxa" w:w="100"/>
-            </w:tcMar>
-            <w:vAlign w:val="top"/>
-          </w:tcPr>
-          <w:p>
-            <w:pPr>
-              <w:spacing w:after="0"/>
-            </w:pPr>
-            <w:r>
-              <w:rPr>
-                <w:rFonts w:ascii="Arial" w:cs="Arial" w:eastAsia="Arial" w:hAnsi="Arial"/>
-              </w:rPr>
-              <w:t xml:space="preserve"> </w:t>
-            </w:r>
-          </w:p>
-        </w:tc>
-        <w:tc>
-          <w:tcPr>
-            <w:tcW w:type="dxa" w:w="2000"/>
-            <w:tcBorders>
-              <w:top w:val="single" w:color="9A9A9A" w:sz="4"/>
-              <w:left w:val="single" w:color="9A9A9A" w:sz="4"/>
-              <w:bottom w:val="single" w:color="9A9A9A" w:sz="4"/>
-              <w:right w:val="single" w:color="9A9A9A" w:sz="4"/>
-            </w:tcBorders>
-            <w:tcMar>
-              <w:top w:type="dxa" w:w="70"/>
-              <w:left w:type="dxa" w:w="100"/>
-              <w:bottom w:type="dxa" w:w="70"/>
-              <w:right w:type="dxa" w:w="100"/>
-            </w:tcMar>
-            <w:vAlign w:val="top"/>
-          </w:tcPr>
-          <w:p>
-            <w:pPr>
-              <w:spacing w:after="0"/>
-            </w:pPr>
-            <w:r>
-              <w:rPr>
-                <w:rFonts w:ascii="Arial" w:cs="Arial" w:eastAsia="Arial" w:hAnsi="Arial"/>
-              </w:rPr>
-              <w:t xml:space="preserve"> </w:t>
-            </w:r>
-          </w:p>
-        </w:tc>
-        <w:tc>
-          <w:tcPr>
-            <w:tcW w:type="dxa" w:w="3580"/>
+            <w:tcW w:type="dxa" w:w="2540"/>
+            <w:tcBorders>
+              <w:top w:val="single" w:color="9A9A9A" w:sz="4"/>
+              <w:left w:val="single" w:color="9A9A9A" w:sz="4"/>
+              <w:bottom w:val="single" w:color="9A9A9A" w:sz="4"/>
+              <w:right w:val="single" w:color="9A9A9A" w:sz="4"/>
+            </w:tcBorders>
+            <w:tcMar>
+              <w:top w:type="dxa" w:w="70"/>
+              <w:left w:type="dxa" w:w="100"/>
+              <w:bottom w:type="dxa" w:w="70"/>
+              <w:right w:type="dxa" w:w="100"/>
+            </w:tcMar>
+            <w:vAlign w:val="top"/>
+          </w:tcPr>
+          <w:p>
+            <w:pPr>
+              <w:spacing w:after="0"/>
+            </w:pPr>
+            <w:r>
+              <w:rPr>
+                <w:rFonts w:ascii="Arial" w:cs="Arial" w:eastAsia="Arial" w:hAnsi="Arial"/>
+              </w:rPr>
+              <w:t xml:space="preserve"> </w:t>
+            </w:r>
+          </w:p>
+        </w:tc>
+        <w:tc>
+          <w:tcPr>
+            <w:tcW w:type="dxa" w:w="2540"/>
             <w:tcBorders>
               <w:top w:val="single" w:color="9A9A9A" w:sz="4"/>
               <w:left w:val="single" w:color="9A9A9A" w:sz="4"/>
@@ -7237,7 +7561,7 @@
         <w:rPr>
           <w:rFonts w:ascii="Arial" w:cs="Arial" w:eastAsia="Arial" w:hAnsi="Arial"/>
         </w:rPr>
-        <w:t xml:space="preserve">10 · Cell scale calculations</w:t>
+        <w:t xml:space="preserve">10 · Cell scale: size, shape, and function of organelles</w:t>
       </w:r>
     </w:p>
     <w:tbl>
@@ -7286,7 +7610,7 @@
                 <w:sz w:val="20"/>
                 <w:szCs w:val="20"/>
               </w:rPr>
-              <w:t xml:space="preserve">Use this information</w:t>
+              <w:t xml:space="preserve">Organelle Data Card</w:t>
             </w:r>
             <w:r>
               <w:rPr>
@@ -7294,7 +7618,7 @@
                 <w:sz w:val="20"/>
                 <w:szCs w:val="20"/>
               </w:rPr>
-              <w:t xml:space="preserve"> (typical, approximate real sizes): plant cell width 100 µm · animal cheek cell 20 µm · nucleus 10 µm · chloroplast 5 µm · mitochondrion 1 µm · ribosome 0.02 µm.</w:t>
+              <w:t xml:space="preserve"> (typical, approximate real sizes; see Part 5 of the lab page for the shapes and jobs): plant cell width 100 µm · animal cheek cell 20 µm · cell wall thickness 0.2 µm · cell membrane thickness 0.01 µm · nucleus 10 µm · chloroplast 5 µm · mitochondrion 1 µm · large central vacuole 80 µm · Golgi apparatus 1 µm · lysosome 0.5 µm · ribosome 0.02 µm.</w:t>
             </w:r>
           </w:p>
           <w:p>
@@ -7317,7 +7641,7 @@
                 <w:sz w:val="20"/>
                 <w:szCs w:val="20"/>
               </w:rPr>
-              <w:t xml:space="preserve"> the cell is drawn 10 cm wide, the nucleus 1 cm, the chloroplast 0.5 cm, and the mitochondrion 1 mm.</w:t>
+              <w:t xml:space="preserve"> the cell is drawn 10 cm wide, the nucleus 1 cm, the chloroplast 0.5 cm, the vacuole 8 cm, and the mitochondrion 1 mm.</w:t>
             </w:r>
           </w:p>
           <w:p>
@@ -7340,7 +7664,7 @@
                 <w:sz w:val="20"/>
                 <w:szCs w:val="20"/>
               </w:rPr>
-              <w:t xml:space="preserve"> 1 cm = 10 mm · 1 mm = 1,000 µm · 1 cm = 10,000 µm. Show all work with units.</w:t>
+              <w:t xml:space="preserve"> 1 cm = 10 mm · 1 mm = 1,000 µm · 1 cm = 10,000 µm. scale = drawing size ÷ real size · drawn size = real size × scale. Show all work with units.</w:t>
             </w:r>
           </w:p>
         </w:tc>
@@ -7442,13 +7766,13 @@
           <w:b/>
           <w:bCs/>
         </w:rPr>
-        <w:t xml:space="preserve">10.2.</w:t>
-      </w:r>
-      <w:r>
-        <w:rPr>
-          <w:rFonts w:ascii="Arial" w:cs="Arial" w:eastAsia="Arial" w:hAnsi="Arial"/>
-        </w:rPr>
-        <w:t xml:space="preserve"> </w:t>
+        <w:t xml:space="preserve">10.2 · Organelle scale table.</w:t>
+      </w:r>
+      <w:r>
+        <w:rPr>
+          <w:rFonts w:ascii="Arial" w:cs="Arial" w:eastAsia="Arial" w:hAnsi="Arial"/>
+        </w:rPr>
+        <w:t xml:space="preserve"> Use the 1,000× scale from 10.1. Find each cell part's </w:t>
       </w:r>
       <w:r>
         <w:rPr>
@@ -7456,13 +7780,1447 @@
           <w:b/>
           <w:bCs/>
         </w:rPr>
-        <w:t xml:space="preserve">Predict a drawing.</w:t>
-      </w:r>
-      <w:r>
-        <w:rPr>
-          <w:rFonts w:ascii="Arial" w:cs="Arial" w:eastAsia="Arial" w:hAnsi="Arial"/>
-        </w:rPr>
-        <w:t xml:space="preserve"> A typical animal cheek cell is about 20 µm wide. At the same scale as the drawing, how wide would you draw it (in cm)?</w:t>
+        <w:t xml:space="preserve">drawn size in mm</w:t>
+      </w:r>
+      <w:r>
+        <w:rPr>
+          <w:rFonts w:ascii="Arial" w:cs="Arial" w:eastAsia="Arial" w:hAnsi="Arial"/>
+        </w:rPr>
+        <w:t xml:space="preserve"> (drawn size = real size × 1,000, then change µm to mm). Circle YES or NO for whether it is big enough to see in the drawing (about 0.2 mm or bigger).</w:t>
+      </w:r>
+    </w:p>
+    <w:tbl>
+      <w:tblPr>
+        <w:tblW w:type="dxa" w:w="10080"/>
+        <w:tblBorders>
+          <w:top w:val="single" w:color="auto" w:sz="4"/>
+          <w:left w:val="single" w:color="auto" w:sz="4"/>
+          <w:bottom w:val="single" w:color="auto" w:sz="4"/>
+          <w:right w:val="single" w:color="auto" w:sz="4"/>
+          <w:insideH w:val="single" w:color="auto" w:sz="4"/>
+          <w:insideV w:val="single" w:color="auto" w:sz="4"/>
+        </w:tblBorders>
+        <w:tblLayout w:type="fixed"/>
+      </w:tblPr>
+      <w:tblGrid>
+        <w:gridCol w:w="3200"/>
+        <w:gridCol w:w="2000"/>
+        <w:gridCol w:w="2880"/>
+        <w:gridCol w:w="2000"/>
+      </w:tblGrid>
+      <w:tr>
+        <w:trPr>
+          <w:cantSplit/>
+          <w:tblHeader/>
+        </w:trPr>
+        <w:tc>
+          <w:tcPr>
+            <w:tcW w:type="dxa" w:w="3200"/>
+            <w:tcBorders>
+              <w:top w:val="single" w:color="9A9A9A" w:sz="4"/>
+              <w:left w:val="single" w:color="9A9A9A" w:sz="4"/>
+              <w:bottom w:val="single" w:color="9A9A9A" w:sz="4"/>
+              <w:right w:val="single" w:color="9A9A9A" w:sz="4"/>
+            </w:tcBorders>
+            <w:shd w:fill="E9E2D0" w:color="auto" w:val="clear"/>
+            <w:tcMar>
+              <w:top w:type="dxa" w:w="70"/>
+              <w:left w:type="dxa" w:w="100"/>
+              <w:bottom w:type="dxa" w:w="70"/>
+              <w:right w:type="dxa" w:w="100"/>
+            </w:tcMar>
+            <w:vAlign w:val="center"/>
+          </w:tcPr>
+          <w:p>
+            <w:pPr>
+              <w:spacing w:after="40"/>
+            </w:pPr>
+            <w:r>
+              <w:rPr>
+                <w:rFonts w:ascii="Arial" w:cs="Arial" w:eastAsia="Arial" w:hAnsi="Arial"/>
+                <w:b/>
+                <w:bCs/>
+                <w:sz w:val="19"/>
+                <w:szCs w:val="19"/>
+              </w:rPr>
+              <w:t xml:space="preserve">Cell part</w:t>
+            </w:r>
+          </w:p>
+        </w:tc>
+        <w:tc>
+          <w:tcPr>
+            <w:tcW w:type="dxa" w:w="2000"/>
+            <w:tcBorders>
+              <w:top w:val="single" w:color="9A9A9A" w:sz="4"/>
+              <w:left w:val="single" w:color="9A9A9A" w:sz="4"/>
+              <w:bottom w:val="single" w:color="9A9A9A" w:sz="4"/>
+              <w:right w:val="single" w:color="9A9A9A" w:sz="4"/>
+            </w:tcBorders>
+            <w:shd w:fill="E9E2D0" w:color="auto" w:val="clear"/>
+            <w:tcMar>
+              <w:top w:type="dxa" w:w="70"/>
+              <w:left w:type="dxa" w:w="100"/>
+              <w:bottom w:type="dxa" w:w="70"/>
+              <w:right w:type="dxa" w:w="100"/>
+            </w:tcMar>
+            <w:vAlign w:val="center"/>
+          </w:tcPr>
+          <w:p>
+            <w:pPr>
+              <w:spacing w:after="40"/>
+            </w:pPr>
+            <w:r>
+              <w:rPr>
+                <w:rFonts w:ascii="Arial" w:cs="Arial" w:eastAsia="Arial" w:hAnsi="Arial"/>
+                <w:b/>
+                <w:bCs/>
+                <w:sz w:val="19"/>
+                <w:szCs w:val="19"/>
+              </w:rPr>
+              <w:t xml:space="preserve">Real size (µm)</w:t>
+            </w:r>
+          </w:p>
+        </w:tc>
+        <w:tc>
+          <w:tcPr>
+            <w:tcW w:type="dxa" w:w="2880"/>
+            <w:tcBorders>
+              <w:top w:val="single" w:color="9A9A9A" w:sz="4"/>
+              <w:left w:val="single" w:color="9A9A9A" w:sz="4"/>
+              <w:bottom w:val="single" w:color="9A9A9A" w:sz="4"/>
+              <w:right w:val="single" w:color="9A9A9A" w:sz="4"/>
+            </w:tcBorders>
+            <w:shd w:fill="E9E2D0" w:color="auto" w:val="clear"/>
+            <w:tcMar>
+              <w:top w:type="dxa" w:w="70"/>
+              <w:left w:type="dxa" w:w="100"/>
+              <w:bottom w:type="dxa" w:w="70"/>
+              <w:right w:type="dxa" w:w="100"/>
+            </w:tcMar>
+            <w:vAlign w:val="center"/>
+          </w:tcPr>
+          <w:p>
+            <w:pPr>
+              <w:spacing w:after="40"/>
+            </w:pPr>
+            <w:r>
+              <w:rPr>
+                <w:rFonts w:ascii="Arial" w:cs="Arial" w:eastAsia="Arial" w:hAnsi="Arial"/>
+                <w:b/>
+                <w:bCs/>
+                <w:sz w:val="19"/>
+                <w:szCs w:val="19"/>
+              </w:rPr>
+              <w:t xml:space="preserve">Drawn size at 1,000× (mm)</w:t>
+            </w:r>
+          </w:p>
+        </w:tc>
+        <w:tc>
+          <w:tcPr>
+            <w:tcW w:type="dxa" w:w="2000"/>
+            <w:tcBorders>
+              <w:top w:val="single" w:color="9A9A9A" w:sz="4"/>
+              <w:left w:val="single" w:color="9A9A9A" w:sz="4"/>
+              <w:bottom w:val="single" w:color="9A9A9A" w:sz="4"/>
+              <w:right w:val="single" w:color="9A9A9A" w:sz="4"/>
+            </w:tcBorders>
+            <w:shd w:fill="E9E2D0" w:color="auto" w:val="clear"/>
+            <w:tcMar>
+              <w:top w:type="dxa" w:w="70"/>
+              <w:left w:type="dxa" w:w="100"/>
+              <w:bottom w:type="dxa" w:w="70"/>
+              <w:right w:type="dxa" w:w="100"/>
+            </w:tcMar>
+            <w:vAlign w:val="center"/>
+          </w:tcPr>
+          <w:p>
+            <w:pPr>
+              <w:spacing w:after="40"/>
+            </w:pPr>
+            <w:r>
+              <w:rPr>
+                <w:rFonts w:ascii="Arial" w:cs="Arial" w:eastAsia="Arial" w:hAnsi="Arial"/>
+                <w:b/>
+                <w:bCs/>
+                <w:sz w:val="19"/>
+                <w:szCs w:val="19"/>
+              </w:rPr>
+              <w:t xml:space="preserve">Visible in drawing?</w:t>
+            </w:r>
+          </w:p>
+        </w:tc>
+      </w:tr>
+      <w:tr>
+        <w:trPr>
+          <w:cantSplit/>
+          <w:tblHeader w:val="false"/>
+          <w:trHeight w:val="450" w:hRule="atLeast"/>
+        </w:trPr>
+        <w:tc>
+          <w:tcPr>
+            <w:tcW w:type="dxa" w:w="3200"/>
+            <w:tcBorders>
+              <w:top w:val="single" w:color="9A9A9A" w:sz="4"/>
+              <w:left w:val="single" w:color="9A9A9A" w:sz="4"/>
+              <w:bottom w:val="single" w:color="9A9A9A" w:sz="4"/>
+              <w:right w:val="single" w:color="9A9A9A" w:sz="4"/>
+            </w:tcBorders>
+            <w:shd w:fill="F3EFE3" w:color="auto" w:val="clear"/>
+            <w:tcMar>
+              <w:top w:type="dxa" w:w="70"/>
+              <w:left w:type="dxa" w:w="100"/>
+              <w:bottom w:type="dxa" w:w="70"/>
+              <w:right w:type="dxa" w:w="100"/>
+            </w:tcMar>
+            <w:vAlign w:val="top"/>
+          </w:tcPr>
+          <w:p>
+            <w:pPr>
+              <w:spacing w:after="40"/>
+            </w:pPr>
+            <w:r>
+              <w:rPr>
+                <w:rFonts w:ascii="Arial" w:cs="Arial" w:eastAsia="Arial" w:hAnsi="Arial"/>
+                <w:b/>
+                <w:bCs/>
+                <w:sz w:val="19"/>
+                <w:szCs w:val="19"/>
+              </w:rPr>
+              <w:t xml:space="preserve">Cell wall (thickness)</w:t>
+            </w:r>
+          </w:p>
+        </w:tc>
+        <w:tc>
+          <w:tcPr>
+            <w:tcW w:type="dxa" w:w="2000"/>
+            <w:tcBorders>
+              <w:top w:val="single" w:color="9A9A9A" w:sz="4"/>
+              <w:left w:val="single" w:color="9A9A9A" w:sz="4"/>
+              <w:bottom w:val="single" w:color="9A9A9A" w:sz="4"/>
+              <w:right w:val="single" w:color="9A9A9A" w:sz="4"/>
+            </w:tcBorders>
+            <w:tcMar>
+              <w:top w:type="dxa" w:w="70"/>
+              <w:left w:type="dxa" w:w="100"/>
+              <w:bottom w:type="dxa" w:w="70"/>
+              <w:right w:type="dxa" w:w="100"/>
+            </w:tcMar>
+            <w:vAlign w:val="top"/>
+          </w:tcPr>
+          <w:p>
+            <w:pPr>
+              <w:spacing w:after="40"/>
+            </w:pPr>
+            <w:r>
+              <w:rPr>
+                <w:rFonts w:ascii="Arial" w:cs="Arial" w:eastAsia="Arial" w:hAnsi="Arial"/>
+                <w:b w:val="false"/>
+                <w:bCs w:val="false"/>
+                <w:sz w:val="19"/>
+                <w:szCs w:val="19"/>
+              </w:rPr>
+              <w:t xml:space="preserve">0.2</w:t>
+            </w:r>
+          </w:p>
+        </w:tc>
+        <w:tc>
+          <w:tcPr>
+            <w:tcW w:type="dxa" w:w="2880"/>
+            <w:tcBorders>
+              <w:top w:val="single" w:color="9A9A9A" w:sz="4"/>
+              <w:left w:val="single" w:color="9A9A9A" w:sz="4"/>
+              <w:bottom w:val="single" w:color="9A9A9A" w:sz="4"/>
+              <w:right w:val="single" w:color="9A9A9A" w:sz="4"/>
+            </w:tcBorders>
+            <w:tcMar>
+              <w:top w:type="dxa" w:w="70"/>
+              <w:left w:type="dxa" w:w="100"/>
+              <w:bottom w:type="dxa" w:w="70"/>
+              <w:right w:type="dxa" w:w="100"/>
+            </w:tcMar>
+            <w:vAlign w:val="top"/>
+          </w:tcPr>
+          <w:p>
+            <w:pPr>
+              <w:spacing w:after="0"/>
+            </w:pPr>
+            <w:r>
+              <w:rPr>
+                <w:rFonts w:ascii="Arial" w:cs="Arial" w:eastAsia="Arial" w:hAnsi="Arial"/>
+              </w:rPr>
+              <w:t xml:space="preserve"> </w:t>
+            </w:r>
+          </w:p>
+        </w:tc>
+        <w:tc>
+          <w:tcPr>
+            <w:tcW w:type="dxa" w:w="2000"/>
+            <w:tcBorders>
+              <w:top w:val="single" w:color="9A9A9A" w:sz="4"/>
+              <w:left w:val="single" w:color="9A9A9A" w:sz="4"/>
+              <w:bottom w:val="single" w:color="9A9A9A" w:sz="4"/>
+              <w:right w:val="single" w:color="9A9A9A" w:sz="4"/>
+            </w:tcBorders>
+            <w:tcMar>
+              <w:top w:type="dxa" w:w="70"/>
+              <w:left w:type="dxa" w:w="100"/>
+              <w:bottom w:type="dxa" w:w="70"/>
+              <w:right w:type="dxa" w:w="100"/>
+            </w:tcMar>
+            <w:vAlign w:val="top"/>
+          </w:tcPr>
+          <w:p>
+            <w:pPr>
+              <w:spacing w:after="40"/>
+            </w:pPr>
+            <w:r>
+              <w:rPr>
+                <w:rFonts w:ascii="Arial" w:cs="Arial" w:eastAsia="Arial" w:hAnsi="Arial"/>
+                <w:b w:val="false"/>
+                <w:bCs w:val="false"/>
+                <w:sz w:val="19"/>
+                <w:szCs w:val="19"/>
+              </w:rPr>
+              <w:t xml:space="preserve">YES   /   NO</w:t>
+            </w:r>
+          </w:p>
+        </w:tc>
+      </w:tr>
+      <w:tr>
+        <w:trPr>
+          <w:cantSplit/>
+          <w:tblHeader w:val="false"/>
+          <w:trHeight w:val="450" w:hRule="atLeast"/>
+        </w:trPr>
+        <w:tc>
+          <w:tcPr>
+            <w:tcW w:type="dxa" w:w="3200"/>
+            <w:tcBorders>
+              <w:top w:val="single" w:color="9A9A9A" w:sz="4"/>
+              <w:left w:val="single" w:color="9A9A9A" w:sz="4"/>
+              <w:bottom w:val="single" w:color="9A9A9A" w:sz="4"/>
+              <w:right w:val="single" w:color="9A9A9A" w:sz="4"/>
+            </w:tcBorders>
+            <w:shd w:fill="F3EFE3" w:color="auto" w:val="clear"/>
+            <w:tcMar>
+              <w:top w:type="dxa" w:w="70"/>
+              <w:left w:type="dxa" w:w="100"/>
+              <w:bottom w:type="dxa" w:w="70"/>
+              <w:right w:type="dxa" w:w="100"/>
+            </w:tcMar>
+            <w:vAlign w:val="top"/>
+          </w:tcPr>
+          <w:p>
+            <w:pPr>
+              <w:spacing w:after="40"/>
+            </w:pPr>
+            <w:r>
+              <w:rPr>
+                <w:rFonts w:ascii="Arial" w:cs="Arial" w:eastAsia="Arial" w:hAnsi="Arial"/>
+                <w:b/>
+                <w:bCs/>
+                <w:sz w:val="19"/>
+                <w:szCs w:val="19"/>
+              </w:rPr>
+              <w:t xml:space="preserve">Cell membrane (thickness)</w:t>
+            </w:r>
+          </w:p>
+        </w:tc>
+        <w:tc>
+          <w:tcPr>
+            <w:tcW w:type="dxa" w:w="2000"/>
+            <w:tcBorders>
+              <w:top w:val="single" w:color="9A9A9A" w:sz="4"/>
+              <w:left w:val="single" w:color="9A9A9A" w:sz="4"/>
+              <w:bottom w:val="single" w:color="9A9A9A" w:sz="4"/>
+              <w:right w:val="single" w:color="9A9A9A" w:sz="4"/>
+            </w:tcBorders>
+            <w:tcMar>
+              <w:top w:type="dxa" w:w="70"/>
+              <w:left w:type="dxa" w:w="100"/>
+              <w:bottom w:type="dxa" w:w="70"/>
+              <w:right w:type="dxa" w:w="100"/>
+            </w:tcMar>
+            <w:vAlign w:val="top"/>
+          </w:tcPr>
+          <w:p>
+            <w:pPr>
+              <w:spacing w:after="40"/>
+            </w:pPr>
+            <w:r>
+              <w:rPr>
+                <w:rFonts w:ascii="Arial" w:cs="Arial" w:eastAsia="Arial" w:hAnsi="Arial"/>
+                <w:b w:val="false"/>
+                <w:bCs w:val="false"/>
+                <w:sz w:val="19"/>
+                <w:szCs w:val="19"/>
+              </w:rPr>
+              <w:t xml:space="preserve">0.01</w:t>
+            </w:r>
+          </w:p>
+        </w:tc>
+        <w:tc>
+          <w:tcPr>
+            <w:tcW w:type="dxa" w:w="2880"/>
+            <w:tcBorders>
+              <w:top w:val="single" w:color="9A9A9A" w:sz="4"/>
+              <w:left w:val="single" w:color="9A9A9A" w:sz="4"/>
+              <w:bottom w:val="single" w:color="9A9A9A" w:sz="4"/>
+              <w:right w:val="single" w:color="9A9A9A" w:sz="4"/>
+            </w:tcBorders>
+            <w:tcMar>
+              <w:top w:type="dxa" w:w="70"/>
+              <w:left w:type="dxa" w:w="100"/>
+              <w:bottom w:type="dxa" w:w="70"/>
+              <w:right w:type="dxa" w:w="100"/>
+            </w:tcMar>
+            <w:vAlign w:val="top"/>
+          </w:tcPr>
+          <w:p>
+            <w:pPr>
+              <w:spacing w:after="0"/>
+            </w:pPr>
+            <w:r>
+              <w:rPr>
+                <w:rFonts w:ascii="Arial" w:cs="Arial" w:eastAsia="Arial" w:hAnsi="Arial"/>
+              </w:rPr>
+              <w:t xml:space="preserve"> </w:t>
+            </w:r>
+          </w:p>
+        </w:tc>
+        <w:tc>
+          <w:tcPr>
+            <w:tcW w:type="dxa" w:w="2000"/>
+            <w:tcBorders>
+              <w:top w:val="single" w:color="9A9A9A" w:sz="4"/>
+              <w:left w:val="single" w:color="9A9A9A" w:sz="4"/>
+              <w:bottom w:val="single" w:color="9A9A9A" w:sz="4"/>
+              <w:right w:val="single" w:color="9A9A9A" w:sz="4"/>
+            </w:tcBorders>
+            <w:tcMar>
+              <w:top w:type="dxa" w:w="70"/>
+              <w:left w:type="dxa" w:w="100"/>
+              <w:bottom w:type="dxa" w:w="70"/>
+              <w:right w:type="dxa" w:w="100"/>
+            </w:tcMar>
+            <w:vAlign w:val="top"/>
+          </w:tcPr>
+          <w:p>
+            <w:pPr>
+              <w:spacing w:after="40"/>
+            </w:pPr>
+            <w:r>
+              <w:rPr>
+                <w:rFonts w:ascii="Arial" w:cs="Arial" w:eastAsia="Arial" w:hAnsi="Arial"/>
+                <w:b w:val="false"/>
+                <w:bCs w:val="false"/>
+                <w:sz w:val="19"/>
+                <w:szCs w:val="19"/>
+              </w:rPr>
+              <w:t xml:space="preserve">YES   /   NO</w:t>
+            </w:r>
+          </w:p>
+        </w:tc>
+      </w:tr>
+      <w:tr>
+        <w:trPr>
+          <w:cantSplit/>
+          <w:tblHeader w:val="false"/>
+          <w:trHeight w:val="450" w:hRule="atLeast"/>
+        </w:trPr>
+        <w:tc>
+          <w:tcPr>
+            <w:tcW w:type="dxa" w:w="3200"/>
+            <w:tcBorders>
+              <w:top w:val="single" w:color="9A9A9A" w:sz="4"/>
+              <w:left w:val="single" w:color="9A9A9A" w:sz="4"/>
+              <w:bottom w:val="single" w:color="9A9A9A" w:sz="4"/>
+              <w:right w:val="single" w:color="9A9A9A" w:sz="4"/>
+            </w:tcBorders>
+            <w:shd w:fill="F3EFE3" w:color="auto" w:val="clear"/>
+            <w:tcMar>
+              <w:top w:type="dxa" w:w="70"/>
+              <w:left w:type="dxa" w:w="100"/>
+              <w:bottom w:type="dxa" w:w="70"/>
+              <w:right w:type="dxa" w:w="100"/>
+            </w:tcMar>
+            <w:vAlign w:val="top"/>
+          </w:tcPr>
+          <w:p>
+            <w:pPr>
+              <w:spacing w:after="40"/>
+            </w:pPr>
+            <w:r>
+              <w:rPr>
+                <w:rFonts w:ascii="Arial" w:cs="Arial" w:eastAsia="Arial" w:hAnsi="Arial"/>
+                <w:b/>
+                <w:bCs/>
+                <w:sz w:val="19"/>
+                <w:szCs w:val="19"/>
+              </w:rPr>
+              <w:t xml:space="preserve">Nucleus</w:t>
+            </w:r>
+          </w:p>
+        </w:tc>
+        <w:tc>
+          <w:tcPr>
+            <w:tcW w:type="dxa" w:w="2000"/>
+            <w:tcBorders>
+              <w:top w:val="single" w:color="9A9A9A" w:sz="4"/>
+              <w:left w:val="single" w:color="9A9A9A" w:sz="4"/>
+              <w:bottom w:val="single" w:color="9A9A9A" w:sz="4"/>
+              <w:right w:val="single" w:color="9A9A9A" w:sz="4"/>
+            </w:tcBorders>
+            <w:tcMar>
+              <w:top w:type="dxa" w:w="70"/>
+              <w:left w:type="dxa" w:w="100"/>
+              <w:bottom w:type="dxa" w:w="70"/>
+              <w:right w:type="dxa" w:w="100"/>
+            </w:tcMar>
+            <w:vAlign w:val="top"/>
+          </w:tcPr>
+          <w:p>
+            <w:pPr>
+              <w:spacing w:after="40"/>
+            </w:pPr>
+            <w:r>
+              <w:rPr>
+                <w:rFonts w:ascii="Arial" w:cs="Arial" w:eastAsia="Arial" w:hAnsi="Arial"/>
+                <w:b w:val="false"/>
+                <w:bCs w:val="false"/>
+                <w:sz w:val="19"/>
+                <w:szCs w:val="19"/>
+              </w:rPr>
+              <w:t xml:space="preserve">10</w:t>
+            </w:r>
+          </w:p>
+        </w:tc>
+        <w:tc>
+          <w:tcPr>
+            <w:tcW w:type="dxa" w:w="2880"/>
+            <w:tcBorders>
+              <w:top w:val="single" w:color="9A9A9A" w:sz="4"/>
+              <w:left w:val="single" w:color="9A9A9A" w:sz="4"/>
+              <w:bottom w:val="single" w:color="9A9A9A" w:sz="4"/>
+              <w:right w:val="single" w:color="9A9A9A" w:sz="4"/>
+            </w:tcBorders>
+            <w:tcMar>
+              <w:top w:type="dxa" w:w="70"/>
+              <w:left w:type="dxa" w:w="100"/>
+              <w:bottom w:type="dxa" w:w="70"/>
+              <w:right w:type="dxa" w:w="100"/>
+            </w:tcMar>
+            <w:vAlign w:val="top"/>
+          </w:tcPr>
+          <w:p>
+            <w:pPr>
+              <w:spacing w:after="0"/>
+            </w:pPr>
+            <w:r>
+              <w:rPr>
+                <w:rFonts w:ascii="Arial" w:cs="Arial" w:eastAsia="Arial" w:hAnsi="Arial"/>
+              </w:rPr>
+              <w:t xml:space="preserve"> </w:t>
+            </w:r>
+          </w:p>
+        </w:tc>
+        <w:tc>
+          <w:tcPr>
+            <w:tcW w:type="dxa" w:w="2000"/>
+            <w:tcBorders>
+              <w:top w:val="single" w:color="9A9A9A" w:sz="4"/>
+              <w:left w:val="single" w:color="9A9A9A" w:sz="4"/>
+              <w:bottom w:val="single" w:color="9A9A9A" w:sz="4"/>
+              <w:right w:val="single" w:color="9A9A9A" w:sz="4"/>
+            </w:tcBorders>
+            <w:tcMar>
+              <w:top w:type="dxa" w:w="70"/>
+              <w:left w:type="dxa" w:w="100"/>
+              <w:bottom w:type="dxa" w:w="70"/>
+              <w:right w:type="dxa" w:w="100"/>
+            </w:tcMar>
+            <w:vAlign w:val="top"/>
+          </w:tcPr>
+          <w:p>
+            <w:pPr>
+              <w:spacing w:after="40"/>
+            </w:pPr>
+            <w:r>
+              <w:rPr>
+                <w:rFonts w:ascii="Arial" w:cs="Arial" w:eastAsia="Arial" w:hAnsi="Arial"/>
+                <w:b w:val="false"/>
+                <w:bCs w:val="false"/>
+                <w:sz w:val="19"/>
+                <w:szCs w:val="19"/>
+              </w:rPr>
+              <w:t xml:space="preserve">YES   /   NO</w:t>
+            </w:r>
+          </w:p>
+        </w:tc>
+      </w:tr>
+      <w:tr>
+        <w:trPr>
+          <w:cantSplit/>
+          <w:tblHeader w:val="false"/>
+          <w:trHeight w:val="450" w:hRule="atLeast"/>
+        </w:trPr>
+        <w:tc>
+          <w:tcPr>
+            <w:tcW w:type="dxa" w:w="3200"/>
+            <w:tcBorders>
+              <w:top w:val="single" w:color="9A9A9A" w:sz="4"/>
+              <w:left w:val="single" w:color="9A9A9A" w:sz="4"/>
+              <w:bottom w:val="single" w:color="9A9A9A" w:sz="4"/>
+              <w:right w:val="single" w:color="9A9A9A" w:sz="4"/>
+            </w:tcBorders>
+            <w:shd w:fill="F3EFE3" w:color="auto" w:val="clear"/>
+            <w:tcMar>
+              <w:top w:type="dxa" w:w="70"/>
+              <w:left w:type="dxa" w:w="100"/>
+              <w:bottom w:type="dxa" w:w="70"/>
+              <w:right w:type="dxa" w:w="100"/>
+            </w:tcMar>
+            <w:vAlign w:val="top"/>
+          </w:tcPr>
+          <w:p>
+            <w:pPr>
+              <w:spacing w:after="40"/>
+            </w:pPr>
+            <w:r>
+              <w:rPr>
+                <w:rFonts w:ascii="Arial" w:cs="Arial" w:eastAsia="Arial" w:hAnsi="Arial"/>
+                <w:b/>
+                <w:bCs/>
+                <w:sz w:val="19"/>
+                <w:szCs w:val="19"/>
+              </w:rPr>
+              <w:t xml:space="preserve">Chloroplast</w:t>
+            </w:r>
+          </w:p>
+        </w:tc>
+        <w:tc>
+          <w:tcPr>
+            <w:tcW w:type="dxa" w:w="2000"/>
+            <w:tcBorders>
+              <w:top w:val="single" w:color="9A9A9A" w:sz="4"/>
+              <w:left w:val="single" w:color="9A9A9A" w:sz="4"/>
+              <w:bottom w:val="single" w:color="9A9A9A" w:sz="4"/>
+              <w:right w:val="single" w:color="9A9A9A" w:sz="4"/>
+            </w:tcBorders>
+            <w:tcMar>
+              <w:top w:type="dxa" w:w="70"/>
+              <w:left w:type="dxa" w:w="100"/>
+              <w:bottom w:type="dxa" w:w="70"/>
+              <w:right w:type="dxa" w:w="100"/>
+            </w:tcMar>
+            <w:vAlign w:val="top"/>
+          </w:tcPr>
+          <w:p>
+            <w:pPr>
+              <w:spacing w:after="40"/>
+            </w:pPr>
+            <w:r>
+              <w:rPr>
+                <w:rFonts w:ascii="Arial" w:cs="Arial" w:eastAsia="Arial" w:hAnsi="Arial"/>
+                <w:b w:val="false"/>
+                <w:bCs w:val="false"/>
+                <w:sz w:val="19"/>
+                <w:szCs w:val="19"/>
+              </w:rPr>
+              <w:t xml:space="preserve">5</w:t>
+            </w:r>
+          </w:p>
+        </w:tc>
+        <w:tc>
+          <w:tcPr>
+            <w:tcW w:type="dxa" w:w="2880"/>
+            <w:tcBorders>
+              <w:top w:val="single" w:color="9A9A9A" w:sz="4"/>
+              <w:left w:val="single" w:color="9A9A9A" w:sz="4"/>
+              <w:bottom w:val="single" w:color="9A9A9A" w:sz="4"/>
+              <w:right w:val="single" w:color="9A9A9A" w:sz="4"/>
+            </w:tcBorders>
+            <w:tcMar>
+              <w:top w:type="dxa" w:w="70"/>
+              <w:left w:type="dxa" w:w="100"/>
+              <w:bottom w:type="dxa" w:w="70"/>
+              <w:right w:type="dxa" w:w="100"/>
+            </w:tcMar>
+            <w:vAlign w:val="top"/>
+          </w:tcPr>
+          <w:p>
+            <w:pPr>
+              <w:spacing w:after="0"/>
+            </w:pPr>
+            <w:r>
+              <w:rPr>
+                <w:rFonts w:ascii="Arial" w:cs="Arial" w:eastAsia="Arial" w:hAnsi="Arial"/>
+              </w:rPr>
+              <w:t xml:space="preserve"> </w:t>
+            </w:r>
+          </w:p>
+        </w:tc>
+        <w:tc>
+          <w:tcPr>
+            <w:tcW w:type="dxa" w:w="2000"/>
+            <w:tcBorders>
+              <w:top w:val="single" w:color="9A9A9A" w:sz="4"/>
+              <w:left w:val="single" w:color="9A9A9A" w:sz="4"/>
+              <w:bottom w:val="single" w:color="9A9A9A" w:sz="4"/>
+              <w:right w:val="single" w:color="9A9A9A" w:sz="4"/>
+            </w:tcBorders>
+            <w:tcMar>
+              <w:top w:type="dxa" w:w="70"/>
+              <w:left w:type="dxa" w:w="100"/>
+              <w:bottom w:type="dxa" w:w="70"/>
+              <w:right w:type="dxa" w:w="100"/>
+            </w:tcMar>
+            <w:vAlign w:val="top"/>
+          </w:tcPr>
+          <w:p>
+            <w:pPr>
+              <w:spacing w:after="40"/>
+            </w:pPr>
+            <w:r>
+              <w:rPr>
+                <w:rFonts w:ascii="Arial" w:cs="Arial" w:eastAsia="Arial" w:hAnsi="Arial"/>
+                <w:b w:val="false"/>
+                <w:bCs w:val="false"/>
+                <w:sz w:val="19"/>
+                <w:szCs w:val="19"/>
+              </w:rPr>
+              <w:t xml:space="preserve">YES   /   NO</w:t>
+            </w:r>
+          </w:p>
+        </w:tc>
+      </w:tr>
+      <w:tr>
+        <w:trPr>
+          <w:cantSplit/>
+          <w:tblHeader w:val="false"/>
+          <w:trHeight w:val="450" w:hRule="atLeast"/>
+        </w:trPr>
+        <w:tc>
+          <w:tcPr>
+            <w:tcW w:type="dxa" w:w="3200"/>
+            <w:tcBorders>
+              <w:top w:val="single" w:color="9A9A9A" w:sz="4"/>
+              <w:left w:val="single" w:color="9A9A9A" w:sz="4"/>
+              <w:bottom w:val="single" w:color="9A9A9A" w:sz="4"/>
+              <w:right w:val="single" w:color="9A9A9A" w:sz="4"/>
+            </w:tcBorders>
+            <w:shd w:fill="F3EFE3" w:color="auto" w:val="clear"/>
+            <w:tcMar>
+              <w:top w:type="dxa" w:w="70"/>
+              <w:left w:type="dxa" w:w="100"/>
+              <w:bottom w:type="dxa" w:w="70"/>
+              <w:right w:type="dxa" w:w="100"/>
+            </w:tcMar>
+            <w:vAlign w:val="top"/>
+          </w:tcPr>
+          <w:p>
+            <w:pPr>
+              <w:spacing w:after="40"/>
+            </w:pPr>
+            <w:r>
+              <w:rPr>
+                <w:rFonts w:ascii="Arial" w:cs="Arial" w:eastAsia="Arial" w:hAnsi="Arial"/>
+                <w:b/>
+                <w:bCs/>
+                <w:sz w:val="19"/>
+                <w:szCs w:val="19"/>
+              </w:rPr>
+              <w:t xml:space="preserve">Mitochondrion</w:t>
+            </w:r>
+          </w:p>
+        </w:tc>
+        <w:tc>
+          <w:tcPr>
+            <w:tcW w:type="dxa" w:w="2000"/>
+            <w:tcBorders>
+              <w:top w:val="single" w:color="9A9A9A" w:sz="4"/>
+              <w:left w:val="single" w:color="9A9A9A" w:sz="4"/>
+              <w:bottom w:val="single" w:color="9A9A9A" w:sz="4"/>
+              <w:right w:val="single" w:color="9A9A9A" w:sz="4"/>
+            </w:tcBorders>
+            <w:tcMar>
+              <w:top w:type="dxa" w:w="70"/>
+              <w:left w:type="dxa" w:w="100"/>
+              <w:bottom w:type="dxa" w:w="70"/>
+              <w:right w:type="dxa" w:w="100"/>
+            </w:tcMar>
+            <w:vAlign w:val="top"/>
+          </w:tcPr>
+          <w:p>
+            <w:pPr>
+              <w:spacing w:after="40"/>
+            </w:pPr>
+            <w:r>
+              <w:rPr>
+                <w:rFonts w:ascii="Arial" w:cs="Arial" w:eastAsia="Arial" w:hAnsi="Arial"/>
+                <w:b w:val="false"/>
+                <w:bCs w:val="false"/>
+                <w:sz w:val="19"/>
+                <w:szCs w:val="19"/>
+              </w:rPr>
+              <w:t xml:space="preserve">1</w:t>
+            </w:r>
+          </w:p>
+        </w:tc>
+        <w:tc>
+          <w:tcPr>
+            <w:tcW w:type="dxa" w:w="2880"/>
+            <w:tcBorders>
+              <w:top w:val="single" w:color="9A9A9A" w:sz="4"/>
+              <w:left w:val="single" w:color="9A9A9A" w:sz="4"/>
+              <w:bottom w:val="single" w:color="9A9A9A" w:sz="4"/>
+              <w:right w:val="single" w:color="9A9A9A" w:sz="4"/>
+            </w:tcBorders>
+            <w:tcMar>
+              <w:top w:type="dxa" w:w="70"/>
+              <w:left w:type="dxa" w:w="100"/>
+              <w:bottom w:type="dxa" w:w="70"/>
+              <w:right w:type="dxa" w:w="100"/>
+            </w:tcMar>
+            <w:vAlign w:val="top"/>
+          </w:tcPr>
+          <w:p>
+            <w:pPr>
+              <w:spacing w:after="0"/>
+            </w:pPr>
+            <w:r>
+              <w:rPr>
+                <w:rFonts w:ascii="Arial" w:cs="Arial" w:eastAsia="Arial" w:hAnsi="Arial"/>
+              </w:rPr>
+              <w:t xml:space="preserve"> </w:t>
+            </w:r>
+          </w:p>
+        </w:tc>
+        <w:tc>
+          <w:tcPr>
+            <w:tcW w:type="dxa" w:w="2000"/>
+            <w:tcBorders>
+              <w:top w:val="single" w:color="9A9A9A" w:sz="4"/>
+              <w:left w:val="single" w:color="9A9A9A" w:sz="4"/>
+              <w:bottom w:val="single" w:color="9A9A9A" w:sz="4"/>
+              <w:right w:val="single" w:color="9A9A9A" w:sz="4"/>
+            </w:tcBorders>
+            <w:tcMar>
+              <w:top w:type="dxa" w:w="70"/>
+              <w:left w:type="dxa" w:w="100"/>
+              <w:bottom w:type="dxa" w:w="70"/>
+              <w:right w:type="dxa" w:w="100"/>
+            </w:tcMar>
+            <w:vAlign w:val="top"/>
+          </w:tcPr>
+          <w:p>
+            <w:pPr>
+              <w:spacing w:after="40"/>
+            </w:pPr>
+            <w:r>
+              <w:rPr>
+                <w:rFonts w:ascii="Arial" w:cs="Arial" w:eastAsia="Arial" w:hAnsi="Arial"/>
+                <w:b w:val="false"/>
+                <w:bCs w:val="false"/>
+                <w:sz w:val="19"/>
+                <w:szCs w:val="19"/>
+              </w:rPr>
+              <w:t xml:space="preserve">YES   /   NO</w:t>
+            </w:r>
+          </w:p>
+        </w:tc>
+      </w:tr>
+      <w:tr>
+        <w:trPr>
+          <w:cantSplit/>
+          <w:tblHeader w:val="false"/>
+          <w:trHeight w:val="450" w:hRule="atLeast"/>
+        </w:trPr>
+        <w:tc>
+          <w:tcPr>
+            <w:tcW w:type="dxa" w:w="3200"/>
+            <w:tcBorders>
+              <w:top w:val="single" w:color="9A9A9A" w:sz="4"/>
+              <w:left w:val="single" w:color="9A9A9A" w:sz="4"/>
+              <w:bottom w:val="single" w:color="9A9A9A" w:sz="4"/>
+              <w:right w:val="single" w:color="9A9A9A" w:sz="4"/>
+            </w:tcBorders>
+            <w:shd w:fill="F3EFE3" w:color="auto" w:val="clear"/>
+            <w:tcMar>
+              <w:top w:type="dxa" w:w="70"/>
+              <w:left w:type="dxa" w:w="100"/>
+              <w:bottom w:type="dxa" w:w="70"/>
+              <w:right w:type="dxa" w:w="100"/>
+            </w:tcMar>
+            <w:vAlign w:val="top"/>
+          </w:tcPr>
+          <w:p>
+            <w:pPr>
+              <w:spacing w:after="40"/>
+            </w:pPr>
+            <w:r>
+              <w:rPr>
+                <w:rFonts w:ascii="Arial" w:cs="Arial" w:eastAsia="Arial" w:hAnsi="Arial"/>
+                <w:b/>
+                <w:bCs/>
+                <w:sz w:val="19"/>
+                <w:szCs w:val="19"/>
+              </w:rPr>
+              <w:t xml:space="preserve">Large central vacuole</w:t>
+            </w:r>
+          </w:p>
+        </w:tc>
+        <w:tc>
+          <w:tcPr>
+            <w:tcW w:type="dxa" w:w="2000"/>
+            <w:tcBorders>
+              <w:top w:val="single" w:color="9A9A9A" w:sz="4"/>
+              <w:left w:val="single" w:color="9A9A9A" w:sz="4"/>
+              <w:bottom w:val="single" w:color="9A9A9A" w:sz="4"/>
+              <w:right w:val="single" w:color="9A9A9A" w:sz="4"/>
+            </w:tcBorders>
+            <w:tcMar>
+              <w:top w:type="dxa" w:w="70"/>
+              <w:left w:type="dxa" w:w="100"/>
+              <w:bottom w:type="dxa" w:w="70"/>
+              <w:right w:type="dxa" w:w="100"/>
+            </w:tcMar>
+            <w:vAlign w:val="top"/>
+          </w:tcPr>
+          <w:p>
+            <w:pPr>
+              <w:spacing w:after="40"/>
+            </w:pPr>
+            <w:r>
+              <w:rPr>
+                <w:rFonts w:ascii="Arial" w:cs="Arial" w:eastAsia="Arial" w:hAnsi="Arial"/>
+                <w:b w:val="false"/>
+                <w:bCs w:val="false"/>
+                <w:sz w:val="19"/>
+                <w:szCs w:val="19"/>
+              </w:rPr>
+              <w:t xml:space="preserve">80</w:t>
+            </w:r>
+          </w:p>
+        </w:tc>
+        <w:tc>
+          <w:tcPr>
+            <w:tcW w:type="dxa" w:w="2880"/>
+            <w:tcBorders>
+              <w:top w:val="single" w:color="9A9A9A" w:sz="4"/>
+              <w:left w:val="single" w:color="9A9A9A" w:sz="4"/>
+              <w:bottom w:val="single" w:color="9A9A9A" w:sz="4"/>
+              <w:right w:val="single" w:color="9A9A9A" w:sz="4"/>
+            </w:tcBorders>
+            <w:tcMar>
+              <w:top w:type="dxa" w:w="70"/>
+              <w:left w:type="dxa" w:w="100"/>
+              <w:bottom w:type="dxa" w:w="70"/>
+              <w:right w:type="dxa" w:w="100"/>
+            </w:tcMar>
+            <w:vAlign w:val="top"/>
+          </w:tcPr>
+          <w:p>
+            <w:pPr>
+              <w:spacing w:after="0"/>
+            </w:pPr>
+            <w:r>
+              <w:rPr>
+                <w:rFonts w:ascii="Arial" w:cs="Arial" w:eastAsia="Arial" w:hAnsi="Arial"/>
+              </w:rPr>
+              <w:t xml:space="preserve"> </w:t>
+            </w:r>
+          </w:p>
+        </w:tc>
+        <w:tc>
+          <w:tcPr>
+            <w:tcW w:type="dxa" w:w="2000"/>
+            <w:tcBorders>
+              <w:top w:val="single" w:color="9A9A9A" w:sz="4"/>
+              <w:left w:val="single" w:color="9A9A9A" w:sz="4"/>
+              <w:bottom w:val="single" w:color="9A9A9A" w:sz="4"/>
+              <w:right w:val="single" w:color="9A9A9A" w:sz="4"/>
+            </w:tcBorders>
+            <w:tcMar>
+              <w:top w:type="dxa" w:w="70"/>
+              <w:left w:type="dxa" w:w="100"/>
+              <w:bottom w:type="dxa" w:w="70"/>
+              <w:right w:type="dxa" w:w="100"/>
+            </w:tcMar>
+            <w:vAlign w:val="top"/>
+          </w:tcPr>
+          <w:p>
+            <w:pPr>
+              <w:spacing w:after="40"/>
+            </w:pPr>
+            <w:r>
+              <w:rPr>
+                <w:rFonts w:ascii="Arial" w:cs="Arial" w:eastAsia="Arial" w:hAnsi="Arial"/>
+                <w:b w:val="false"/>
+                <w:bCs w:val="false"/>
+                <w:sz w:val="19"/>
+                <w:szCs w:val="19"/>
+              </w:rPr>
+              <w:t xml:space="preserve">YES   /   NO</w:t>
+            </w:r>
+          </w:p>
+        </w:tc>
+      </w:tr>
+      <w:tr>
+        <w:trPr>
+          <w:cantSplit/>
+          <w:tblHeader w:val="false"/>
+          <w:trHeight w:val="450" w:hRule="atLeast"/>
+        </w:trPr>
+        <w:tc>
+          <w:tcPr>
+            <w:tcW w:type="dxa" w:w="3200"/>
+            <w:tcBorders>
+              <w:top w:val="single" w:color="9A9A9A" w:sz="4"/>
+              <w:left w:val="single" w:color="9A9A9A" w:sz="4"/>
+              <w:bottom w:val="single" w:color="9A9A9A" w:sz="4"/>
+              <w:right w:val="single" w:color="9A9A9A" w:sz="4"/>
+            </w:tcBorders>
+            <w:shd w:fill="F3EFE3" w:color="auto" w:val="clear"/>
+            <w:tcMar>
+              <w:top w:type="dxa" w:w="70"/>
+              <w:left w:type="dxa" w:w="100"/>
+              <w:bottom w:type="dxa" w:w="70"/>
+              <w:right w:type="dxa" w:w="100"/>
+            </w:tcMar>
+            <w:vAlign w:val="top"/>
+          </w:tcPr>
+          <w:p>
+            <w:pPr>
+              <w:spacing w:after="40"/>
+            </w:pPr>
+            <w:r>
+              <w:rPr>
+                <w:rFonts w:ascii="Arial" w:cs="Arial" w:eastAsia="Arial" w:hAnsi="Arial"/>
+                <w:b/>
+                <w:bCs/>
+                <w:sz w:val="19"/>
+                <w:szCs w:val="19"/>
+              </w:rPr>
+              <w:t xml:space="preserve">Golgi apparatus</w:t>
+            </w:r>
+          </w:p>
+        </w:tc>
+        <w:tc>
+          <w:tcPr>
+            <w:tcW w:type="dxa" w:w="2000"/>
+            <w:tcBorders>
+              <w:top w:val="single" w:color="9A9A9A" w:sz="4"/>
+              <w:left w:val="single" w:color="9A9A9A" w:sz="4"/>
+              <w:bottom w:val="single" w:color="9A9A9A" w:sz="4"/>
+              <w:right w:val="single" w:color="9A9A9A" w:sz="4"/>
+            </w:tcBorders>
+            <w:tcMar>
+              <w:top w:type="dxa" w:w="70"/>
+              <w:left w:type="dxa" w:w="100"/>
+              <w:bottom w:type="dxa" w:w="70"/>
+              <w:right w:type="dxa" w:w="100"/>
+            </w:tcMar>
+            <w:vAlign w:val="top"/>
+          </w:tcPr>
+          <w:p>
+            <w:pPr>
+              <w:spacing w:after="40"/>
+            </w:pPr>
+            <w:r>
+              <w:rPr>
+                <w:rFonts w:ascii="Arial" w:cs="Arial" w:eastAsia="Arial" w:hAnsi="Arial"/>
+                <w:b w:val="false"/>
+                <w:bCs w:val="false"/>
+                <w:sz w:val="19"/>
+                <w:szCs w:val="19"/>
+              </w:rPr>
+              <w:t xml:space="preserve">1</w:t>
+            </w:r>
+          </w:p>
+        </w:tc>
+        <w:tc>
+          <w:tcPr>
+            <w:tcW w:type="dxa" w:w="2880"/>
+            <w:tcBorders>
+              <w:top w:val="single" w:color="9A9A9A" w:sz="4"/>
+              <w:left w:val="single" w:color="9A9A9A" w:sz="4"/>
+              <w:bottom w:val="single" w:color="9A9A9A" w:sz="4"/>
+              <w:right w:val="single" w:color="9A9A9A" w:sz="4"/>
+            </w:tcBorders>
+            <w:tcMar>
+              <w:top w:type="dxa" w:w="70"/>
+              <w:left w:type="dxa" w:w="100"/>
+              <w:bottom w:type="dxa" w:w="70"/>
+              <w:right w:type="dxa" w:w="100"/>
+            </w:tcMar>
+            <w:vAlign w:val="top"/>
+          </w:tcPr>
+          <w:p>
+            <w:pPr>
+              <w:spacing w:after="0"/>
+            </w:pPr>
+            <w:r>
+              <w:rPr>
+                <w:rFonts w:ascii="Arial" w:cs="Arial" w:eastAsia="Arial" w:hAnsi="Arial"/>
+              </w:rPr>
+              <w:t xml:space="preserve"> </w:t>
+            </w:r>
+          </w:p>
+        </w:tc>
+        <w:tc>
+          <w:tcPr>
+            <w:tcW w:type="dxa" w:w="2000"/>
+            <w:tcBorders>
+              <w:top w:val="single" w:color="9A9A9A" w:sz="4"/>
+              <w:left w:val="single" w:color="9A9A9A" w:sz="4"/>
+              <w:bottom w:val="single" w:color="9A9A9A" w:sz="4"/>
+              <w:right w:val="single" w:color="9A9A9A" w:sz="4"/>
+            </w:tcBorders>
+            <w:tcMar>
+              <w:top w:type="dxa" w:w="70"/>
+              <w:left w:type="dxa" w:w="100"/>
+              <w:bottom w:type="dxa" w:w="70"/>
+              <w:right w:type="dxa" w:w="100"/>
+            </w:tcMar>
+            <w:vAlign w:val="top"/>
+          </w:tcPr>
+          <w:p>
+            <w:pPr>
+              <w:spacing w:after="40"/>
+            </w:pPr>
+            <w:r>
+              <w:rPr>
+                <w:rFonts w:ascii="Arial" w:cs="Arial" w:eastAsia="Arial" w:hAnsi="Arial"/>
+                <w:b w:val="false"/>
+                <w:bCs w:val="false"/>
+                <w:sz w:val="19"/>
+                <w:szCs w:val="19"/>
+              </w:rPr>
+              <w:t xml:space="preserve">YES   /   NO</w:t>
+            </w:r>
+          </w:p>
+        </w:tc>
+      </w:tr>
+      <w:tr>
+        <w:trPr>
+          <w:cantSplit/>
+          <w:tblHeader w:val="false"/>
+          <w:trHeight w:val="450" w:hRule="atLeast"/>
+        </w:trPr>
+        <w:tc>
+          <w:tcPr>
+            <w:tcW w:type="dxa" w:w="3200"/>
+            <w:tcBorders>
+              <w:top w:val="single" w:color="9A9A9A" w:sz="4"/>
+              <w:left w:val="single" w:color="9A9A9A" w:sz="4"/>
+              <w:bottom w:val="single" w:color="9A9A9A" w:sz="4"/>
+              <w:right w:val="single" w:color="9A9A9A" w:sz="4"/>
+            </w:tcBorders>
+            <w:shd w:fill="F3EFE3" w:color="auto" w:val="clear"/>
+            <w:tcMar>
+              <w:top w:type="dxa" w:w="70"/>
+              <w:left w:type="dxa" w:w="100"/>
+              <w:bottom w:type="dxa" w:w="70"/>
+              <w:right w:type="dxa" w:w="100"/>
+            </w:tcMar>
+            <w:vAlign w:val="top"/>
+          </w:tcPr>
+          <w:p>
+            <w:pPr>
+              <w:spacing w:after="40"/>
+            </w:pPr>
+            <w:r>
+              <w:rPr>
+                <w:rFonts w:ascii="Arial" w:cs="Arial" w:eastAsia="Arial" w:hAnsi="Arial"/>
+                <w:b/>
+                <w:bCs/>
+                <w:sz w:val="19"/>
+                <w:szCs w:val="19"/>
+              </w:rPr>
+              <w:t xml:space="preserve">Lysosome</w:t>
+            </w:r>
+          </w:p>
+        </w:tc>
+        <w:tc>
+          <w:tcPr>
+            <w:tcW w:type="dxa" w:w="2000"/>
+            <w:tcBorders>
+              <w:top w:val="single" w:color="9A9A9A" w:sz="4"/>
+              <w:left w:val="single" w:color="9A9A9A" w:sz="4"/>
+              <w:bottom w:val="single" w:color="9A9A9A" w:sz="4"/>
+              <w:right w:val="single" w:color="9A9A9A" w:sz="4"/>
+            </w:tcBorders>
+            <w:tcMar>
+              <w:top w:type="dxa" w:w="70"/>
+              <w:left w:type="dxa" w:w="100"/>
+              <w:bottom w:type="dxa" w:w="70"/>
+              <w:right w:type="dxa" w:w="100"/>
+            </w:tcMar>
+            <w:vAlign w:val="top"/>
+          </w:tcPr>
+          <w:p>
+            <w:pPr>
+              <w:spacing w:after="40"/>
+            </w:pPr>
+            <w:r>
+              <w:rPr>
+                <w:rFonts w:ascii="Arial" w:cs="Arial" w:eastAsia="Arial" w:hAnsi="Arial"/>
+                <w:b w:val="false"/>
+                <w:bCs w:val="false"/>
+                <w:sz w:val="19"/>
+                <w:szCs w:val="19"/>
+              </w:rPr>
+              <w:t xml:space="preserve">0.5</w:t>
+            </w:r>
+          </w:p>
+        </w:tc>
+        <w:tc>
+          <w:tcPr>
+            <w:tcW w:type="dxa" w:w="2880"/>
+            <w:tcBorders>
+              <w:top w:val="single" w:color="9A9A9A" w:sz="4"/>
+              <w:left w:val="single" w:color="9A9A9A" w:sz="4"/>
+              <w:bottom w:val="single" w:color="9A9A9A" w:sz="4"/>
+              <w:right w:val="single" w:color="9A9A9A" w:sz="4"/>
+            </w:tcBorders>
+            <w:tcMar>
+              <w:top w:type="dxa" w:w="70"/>
+              <w:left w:type="dxa" w:w="100"/>
+              <w:bottom w:type="dxa" w:w="70"/>
+              <w:right w:type="dxa" w:w="100"/>
+            </w:tcMar>
+            <w:vAlign w:val="top"/>
+          </w:tcPr>
+          <w:p>
+            <w:pPr>
+              <w:spacing w:after="0"/>
+            </w:pPr>
+            <w:r>
+              <w:rPr>
+                <w:rFonts w:ascii="Arial" w:cs="Arial" w:eastAsia="Arial" w:hAnsi="Arial"/>
+              </w:rPr>
+              <w:t xml:space="preserve"> </w:t>
+            </w:r>
+          </w:p>
+        </w:tc>
+        <w:tc>
+          <w:tcPr>
+            <w:tcW w:type="dxa" w:w="2000"/>
+            <w:tcBorders>
+              <w:top w:val="single" w:color="9A9A9A" w:sz="4"/>
+              <w:left w:val="single" w:color="9A9A9A" w:sz="4"/>
+              <w:bottom w:val="single" w:color="9A9A9A" w:sz="4"/>
+              <w:right w:val="single" w:color="9A9A9A" w:sz="4"/>
+            </w:tcBorders>
+            <w:tcMar>
+              <w:top w:type="dxa" w:w="70"/>
+              <w:left w:type="dxa" w:w="100"/>
+              <w:bottom w:type="dxa" w:w="70"/>
+              <w:right w:type="dxa" w:w="100"/>
+            </w:tcMar>
+            <w:vAlign w:val="top"/>
+          </w:tcPr>
+          <w:p>
+            <w:pPr>
+              <w:spacing w:after="40"/>
+            </w:pPr>
+            <w:r>
+              <w:rPr>
+                <w:rFonts w:ascii="Arial" w:cs="Arial" w:eastAsia="Arial" w:hAnsi="Arial"/>
+                <w:b w:val="false"/>
+                <w:bCs w:val="false"/>
+                <w:sz w:val="19"/>
+                <w:szCs w:val="19"/>
+              </w:rPr>
+              <w:t xml:space="preserve">YES   /   NO</w:t>
+            </w:r>
+          </w:p>
+        </w:tc>
+      </w:tr>
+      <w:tr>
+        <w:trPr>
+          <w:cantSplit/>
+          <w:tblHeader w:val="false"/>
+          <w:trHeight w:val="450" w:hRule="atLeast"/>
+        </w:trPr>
+        <w:tc>
+          <w:tcPr>
+            <w:tcW w:type="dxa" w:w="3200"/>
+            <w:tcBorders>
+              <w:top w:val="single" w:color="9A9A9A" w:sz="4"/>
+              <w:left w:val="single" w:color="9A9A9A" w:sz="4"/>
+              <w:bottom w:val="single" w:color="9A9A9A" w:sz="4"/>
+              <w:right w:val="single" w:color="9A9A9A" w:sz="4"/>
+            </w:tcBorders>
+            <w:shd w:fill="F3EFE3" w:color="auto" w:val="clear"/>
+            <w:tcMar>
+              <w:top w:type="dxa" w:w="70"/>
+              <w:left w:type="dxa" w:w="100"/>
+              <w:bottom w:type="dxa" w:w="70"/>
+              <w:right w:type="dxa" w:w="100"/>
+            </w:tcMar>
+            <w:vAlign w:val="top"/>
+          </w:tcPr>
+          <w:p>
+            <w:pPr>
+              <w:spacing w:after="40"/>
+            </w:pPr>
+            <w:r>
+              <w:rPr>
+                <w:rFonts w:ascii="Arial" w:cs="Arial" w:eastAsia="Arial" w:hAnsi="Arial"/>
+                <w:b/>
+                <w:bCs/>
+                <w:sz w:val="19"/>
+                <w:szCs w:val="19"/>
+              </w:rPr>
+              <w:t xml:space="preserve">Ribosome</w:t>
+            </w:r>
+          </w:p>
+        </w:tc>
+        <w:tc>
+          <w:tcPr>
+            <w:tcW w:type="dxa" w:w="2000"/>
+            <w:tcBorders>
+              <w:top w:val="single" w:color="9A9A9A" w:sz="4"/>
+              <w:left w:val="single" w:color="9A9A9A" w:sz="4"/>
+              <w:bottom w:val="single" w:color="9A9A9A" w:sz="4"/>
+              <w:right w:val="single" w:color="9A9A9A" w:sz="4"/>
+            </w:tcBorders>
+            <w:tcMar>
+              <w:top w:type="dxa" w:w="70"/>
+              <w:left w:type="dxa" w:w="100"/>
+              <w:bottom w:type="dxa" w:w="70"/>
+              <w:right w:type="dxa" w:w="100"/>
+            </w:tcMar>
+            <w:vAlign w:val="top"/>
+          </w:tcPr>
+          <w:p>
+            <w:pPr>
+              <w:spacing w:after="40"/>
+            </w:pPr>
+            <w:r>
+              <w:rPr>
+                <w:rFonts w:ascii="Arial" w:cs="Arial" w:eastAsia="Arial" w:hAnsi="Arial"/>
+                <w:b w:val="false"/>
+                <w:bCs w:val="false"/>
+                <w:sz w:val="19"/>
+                <w:szCs w:val="19"/>
+              </w:rPr>
+              <w:t xml:space="preserve">0.02</w:t>
+            </w:r>
+          </w:p>
+        </w:tc>
+        <w:tc>
+          <w:tcPr>
+            <w:tcW w:type="dxa" w:w="2880"/>
+            <w:tcBorders>
+              <w:top w:val="single" w:color="9A9A9A" w:sz="4"/>
+              <w:left w:val="single" w:color="9A9A9A" w:sz="4"/>
+              <w:bottom w:val="single" w:color="9A9A9A" w:sz="4"/>
+              <w:right w:val="single" w:color="9A9A9A" w:sz="4"/>
+            </w:tcBorders>
+            <w:tcMar>
+              <w:top w:type="dxa" w:w="70"/>
+              <w:left w:type="dxa" w:w="100"/>
+              <w:bottom w:type="dxa" w:w="70"/>
+              <w:right w:type="dxa" w:w="100"/>
+            </w:tcMar>
+            <w:vAlign w:val="top"/>
+          </w:tcPr>
+          <w:p>
+            <w:pPr>
+              <w:spacing w:after="0"/>
+            </w:pPr>
+            <w:r>
+              <w:rPr>
+                <w:rFonts w:ascii="Arial" w:cs="Arial" w:eastAsia="Arial" w:hAnsi="Arial"/>
+              </w:rPr>
+              <w:t xml:space="preserve"> </w:t>
+            </w:r>
+          </w:p>
+        </w:tc>
+        <w:tc>
+          <w:tcPr>
+            <w:tcW w:type="dxa" w:w="2000"/>
+            <w:tcBorders>
+              <w:top w:val="single" w:color="9A9A9A" w:sz="4"/>
+              <w:left w:val="single" w:color="9A9A9A" w:sz="4"/>
+              <w:bottom w:val="single" w:color="9A9A9A" w:sz="4"/>
+              <w:right w:val="single" w:color="9A9A9A" w:sz="4"/>
+            </w:tcBorders>
+            <w:tcMar>
+              <w:top w:type="dxa" w:w="70"/>
+              <w:left w:type="dxa" w:w="100"/>
+              <w:bottom w:type="dxa" w:w="70"/>
+              <w:right w:type="dxa" w:w="100"/>
+            </w:tcMar>
+            <w:vAlign w:val="top"/>
+          </w:tcPr>
+          <w:p>
+            <w:pPr>
+              <w:spacing w:after="40"/>
+            </w:pPr>
+            <w:r>
+              <w:rPr>
+                <w:rFonts w:ascii="Arial" w:cs="Arial" w:eastAsia="Arial" w:hAnsi="Arial"/>
+                <w:b w:val="false"/>
+                <w:bCs w:val="false"/>
+                <w:sz w:val="19"/>
+                <w:szCs w:val="19"/>
+              </w:rPr>
+              <w:t xml:space="preserve">YES   /   NO</w:t>
+            </w:r>
+          </w:p>
+        </w:tc>
+      </w:tr>
+    </w:tbl>
+    <w:p>
+      <w:pPr>
+        <w:keepNext/>
+        <w:spacing w:after="80" w:before="200"/>
+      </w:pPr>
+      <w:r>
+        <w:rPr>
+          <w:rFonts w:ascii="Arial" w:cs="Arial" w:eastAsia="Arial" w:hAnsi="Arial"/>
+          <w:b/>
+          <w:bCs/>
+        </w:rPr>
+        <w:t xml:space="preserve">10.3.</w:t>
+      </w:r>
+      <w:r>
+        <w:rPr>
+          <w:rFonts w:ascii="Arial" w:cs="Arial" w:eastAsia="Arial" w:hAnsi="Arial"/>
+        </w:rPr>
+        <w:t xml:space="preserve"> </w:t>
+      </w:r>
+      <w:r>
+        <w:rPr>
+          <w:rFonts w:ascii="Arial" w:cs="Arial" w:eastAsia="Arial" w:hAnsi="Arial"/>
+          <w:b/>
+          <w:bCs/>
+        </w:rPr>
+        <w:t xml:space="preserve">How many fit across?</w:t>
+      </w:r>
+      <w:r>
+        <w:rPr>
+          <w:rFonts w:ascii="Arial" w:cs="Arial" w:eastAsia="Arial" w:hAnsi="Arial"/>
+        </w:rPr>
+        <w:t xml:space="preserve"> A plant cell is 100 µm wide. Divide 100 by each real size to find how many could line up across the cell: nucleus, chloroplast, mitochondrion, lysosome, and ribosome. Then explain why a cell might have </w:t>
+      </w:r>
+      <w:r>
+        <w:rPr>
+          <w:rFonts w:ascii="Arial" w:cs="Arial" w:eastAsia="Arial" w:hAnsi="Arial"/>
+          <w:b/>
+          <w:bCs/>
+        </w:rPr>
+        <w:t xml:space="preserve">thousands of ribosomes but only one nucleus</w:t>
+      </w:r>
+      <w:r>
+        <w:rPr>
+          <w:rFonts w:ascii="Arial" w:cs="Arial" w:eastAsia="Arial" w:hAnsi="Arial"/>
+        </w:rPr>
+        <w:t xml:space="preserve">, using each part's size and job.</w:t>
       </w:r>
     </w:p>
     <w:tbl>
@@ -7484,7 +9242,7 @@
       <w:tr>
         <w:trPr>
           <w:cantSplit w:val="false"/>
-          <w:trHeight w:val="1600" w:hRule="atLeast"/>
+          <w:trHeight w:val="2600" w:hRule="atLeast"/>
         </w:trPr>
         <w:tc>
           <w:tcPr>
@@ -7527,13 +9285,13 @@
           <w:b/>
           <w:bCs/>
         </w:rPr>
-        <w:t xml:space="preserve">10.3.</w:t>
-      </w:r>
-      <w:r>
-        <w:rPr>
-          <w:rFonts w:ascii="Arial" w:cs="Arial" w:eastAsia="Arial" w:hAnsi="Arial"/>
-        </w:rPr>
-        <w:t xml:space="preserve"> </w:t>
+        <w:t xml:space="preserve">10.4 · Shape, size, and function.</w:t>
+      </w:r>
+      <w:r>
+        <w:rPr>
+          <w:rFonts w:ascii="Arial" w:cs="Arial" w:eastAsia="Arial" w:hAnsi="Arial"/>
+        </w:rPr>
+        <w:t xml:space="preserve"> Choose </w:t>
       </w:r>
       <w:r>
         <w:rPr>
@@ -7541,13 +9299,720 @@
           <w:b/>
           <w:bCs/>
         </w:rPr>
-        <w:t xml:space="preserve">Check the mitochondrion.</w:t>
-      </w:r>
-      <w:r>
-        <w:rPr>
-          <w:rFonts w:ascii="Arial" w:cs="Arial" w:eastAsia="Arial" w:hAnsi="Arial"/>
-        </w:rPr>
-        <w:t xml:space="preserve"> Use the scale to show that a 1 µm mitochondrion is drawn about 1 mm long.</w:t>
+        <w:t xml:space="preserve">three</w:t>
+      </w:r>
+      <w:r>
+        <w:rPr>
+          <w:rFonts w:ascii="Arial" w:cs="Arial" w:eastAsia="Arial" w:hAnsi="Arial"/>
+        </w:rPr>
+        <w:t xml:space="preserve"> organelles. Fill in the table, then explain how the shape or size helps the job.</w:t>
+      </w:r>
+    </w:p>
+    <w:tbl>
+      <w:tblPr>
+        <w:tblW w:type="dxa" w:w="10080"/>
+        <w:tblBorders>
+          <w:top w:val="single" w:color="auto" w:sz="4"/>
+          <w:left w:val="single" w:color="auto" w:sz="4"/>
+          <w:bottom w:val="single" w:color="auto" w:sz="4"/>
+          <w:right w:val="single" w:color="auto" w:sz="4"/>
+          <w:insideH w:val="single" w:color="auto" w:sz="4"/>
+          <w:insideV w:val="single" w:color="auto" w:sz="4"/>
+        </w:tblBorders>
+        <w:tblLayout w:type="fixed"/>
+      </w:tblPr>
+      <w:tblGrid>
+        <w:gridCol w:w="1800"/>
+        <w:gridCol w:w="2600"/>
+        <w:gridCol w:w="1300"/>
+        <w:gridCol w:w="2000"/>
+        <w:gridCol w:w="2380"/>
+      </w:tblGrid>
+      <w:tr>
+        <w:trPr>
+          <w:cantSplit/>
+          <w:tblHeader/>
+        </w:trPr>
+        <w:tc>
+          <w:tcPr>
+            <w:tcW w:type="dxa" w:w="1800"/>
+            <w:tcBorders>
+              <w:top w:val="single" w:color="9A9A9A" w:sz="4"/>
+              <w:left w:val="single" w:color="9A9A9A" w:sz="4"/>
+              <w:bottom w:val="single" w:color="9A9A9A" w:sz="4"/>
+              <w:right w:val="single" w:color="9A9A9A" w:sz="4"/>
+            </w:tcBorders>
+            <w:shd w:fill="E9E2D0" w:color="auto" w:val="clear"/>
+            <w:tcMar>
+              <w:top w:type="dxa" w:w="70"/>
+              <w:left w:type="dxa" w:w="100"/>
+              <w:bottom w:type="dxa" w:w="70"/>
+              <w:right w:type="dxa" w:w="100"/>
+            </w:tcMar>
+            <w:vAlign w:val="center"/>
+          </w:tcPr>
+          <w:p>
+            <w:pPr>
+              <w:spacing w:after="40"/>
+            </w:pPr>
+            <w:r>
+              <w:rPr>
+                <w:rFonts w:ascii="Arial" w:cs="Arial" w:eastAsia="Arial" w:hAnsi="Arial"/>
+                <w:b/>
+                <w:bCs/>
+                <w:sz w:val="18"/>
+                <w:szCs w:val="18"/>
+              </w:rPr>
+              <w:t xml:space="preserve">Organelle</w:t>
+            </w:r>
+          </w:p>
+        </w:tc>
+        <w:tc>
+          <w:tcPr>
+            <w:tcW w:type="dxa" w:w="2600"/>
+            <w:tcBorders>
+              <w:top w:val="single" w:color="9A9A9A" w:sz="4"/>
+              <w:left w:val="single" w:color="9A9A9A" w:sz="4"/>
+              <w:bottom w:val="single" w:color="9A9A9A" w:sz="4"/>
+              <w:right w:val="single" w:color="9A9A9A" w:sz="4"/>
+            </w:tcBorders>
+            <w:shd w:fill="E9E2D0" w:color="auto" w:val="clear"/>
+            <w:tcMar>
+              <w:top w:type="dxa" w:w="70"/>
+              <w:left w:type="dxa" w:w="100"/>
+              <w:bottom w:type="dxa" w:w="70"/>
+              <w:right w:type="dxa" w:w="100"/>
+            </w:tcMar>
+            <w:vAlign w:val="center"/>
+          </w:tcPr>
+          <w:p>
+            <w:pPr>
+              <w:spacing w:after="40"/>
+            </w:pPr>
+            <w:r>
+              <w:rPr>
+                <w:rFonts w:ascii="Arial" w:cs="Arial" w:eastAsia="Arial" w:hAnsi="Arial"/>
+                <w:b/>
+                <w:bCs/>
+                <w:sz w:val="18"/>
+                <w:szCs w:val="18"/>
+              </w:rPr>
+              <w:t xml:space="preserve">Shape</w:t>
+            </w:r>
+          </w:p>
+        </w:tc>
+        <w:tc>
+          <w:tcPr>
+            <w:tcW w:type="dxa" w:w="1300"/>
+            <w:tcBorders>
+              <w:top w:val="single" w:color="9A9A9A" w:sz="4"/>
+              <w:left w:val="single" w:color="9A9A9A" w:sz="4"/>
+              <w:bottom w:val="single" w:color="9A9A9A" w:sz="4"/>
+              <w:right w:val="single" w:color="9A9A9A" w:sz="4"/>
+            </w:tcBorders>
+            <w:shd w:fill="E9E2D0" w:color="auto" w:val="clear"/>
+            <w:tcMar>
+              <w:top w:type="dxa" w:w="70"/>
+              <w:left w:type="dxa" w:w="100"/>
+              <w:bottom w:type="dxa" w:w="70"/>
+              <w:right w:type="dxa" w:w="100"/>
+            </w:tcMar>
+            <w:vAlign w:val="center"/>
+          </w:tcPr>
+          <w:p>
+            <w:pPr>
+              <w:spacing w:after="40"/>
+            </w:pPr>
+            <w:r>
+              <w:rPr>
+                <w:rFonts w:ascii="Arial" w:cs="Arial" w:eastAsia="Arial" w:hAnsi="Arial"/>
+                <w:b/>
+                <w:bCs/>
+                <w:sz w:val="18"/>
+                <w:szCs w:val="18"/>
+              </w:rPr>
+              <w:t xml:space="preserve">Size (µm)</w:t>
+            </w:r>
+          </w:p>
+        </w:tc>
+        <w:tc>
+          <w:tcPr>
+            <w:tcW w:type="dxa" w:w="2000"/>
+            <w:tcBorders>
+              <w:top w:val="single" w:color="9A9A9A" w:sz="4"/>
+              <w:left w:val="single" w:color="9A9A9A" w:sz="4"/>
+              <w:bottom w:val="single" w:color="9A9A9A" w:sz="4"/>
+              <w:right w:val="single" w:color="9A9A9A" w:sz="4"/>
+            </w:tcBorders>
+            <w:shd w:fill="E9E2D0" w:color="auto" w:val="clear"/>
+            <w:tcMar>
+              <w:top w:type="dxa" w:w="70"/>
+              <w:left w:type="dxa" w:w="100"/>
+              <w:bottom w:type="dxa" w:w="70"/>
+              <w:right w:type="dxa" w:w="100"/>
+            </w:tcMar>
+            <w:vAlign w:val="center"/>
+          </w:tcPr>
+          <w:p>
+            <w:pPr>
+              <w:spacing w:after="40"/>
+            </w:pPr>
+            <w:r>
+              <w:rPr>
+                <w:rFonts w:ascii="Arial" w:cs="Arial" w:eastAsia="Arial" w:hAnsi="Arial"/>
+                <w:b/>
+                <w:bCs/>
+                <w:sz w:val="18"/>
+                <w:szCs w:val="18"/>
+              </w:rPr>
+              <w:t xml:space="preserve">Job (function)</w:t>
+            </w:r>
+          </w:p>
+        </w:tc>
+        <w:tc>
+          <w:tcPr>
+            <w:tcW w:type="dxa" w:w="2380"/>
+            <w:tcBorders>
+              <w:top w:val="single" w:color="9A9A9A" w:sz="4"/>
+              <w:left w:val="single" w:color="9A9A9A" w:sz="4"/>
+              <w:bottom w:val="single" w:color="9A9A9A" w:sz="4"/>
+              <w:right w:val="single" w:color="9A9A9A" w:sz="4"/>
+            </w:tcBorders>
+            <w:shd w:fill="E9E2D0" w:color="auto" w:val="clear"/>
+            <w:tcMar>
+              <w:top w:type="dxa" w:w="70"/>
+              <w:left w:type="dxa" w:w="100"/>
+              <w:bottom w:type="dxa" w:w="70"/>
+              <w:right w:type="dxa" w:w="100"/>
+            </w:tcMar>
+            <w:vAlign w:val="center"/>
+          </w:tcPr>
+          <w:p>
+            <w:pPr>
+              <w:spacing w:after="40"/>
+            </w:pPr>
+            <w:r>
+              <w:rPr>
+                <w:rFonts w:ascii="Arial" w:cs="Arial" w:eastAsia="Arial" w:hAnsi="Arial"/>
+                <w:b/>
+                <w:bCs/>
+                <w:sz w:val="18"/>
+                <w:szCs w:val="18"/>
+              </w:rPr>
+              <w:t xml:space="preserve">How its shape or size helps it do its job</w:t>
+            </w:r>
+          </w:p>
+        </w:tc>
+      </w:tr>
+      <w:tr>
+        <w:trPr>
+          <w:cantSplit/>
+          <w:tblHeader w:val="false"/>
+          <w:trHeight w:val="1000" w:hRule="atLeast"/>
+        </w:trPr>
+        <w:tc>
+          <w:tcPr>
+            <w:tcW w:type="dxa" w:w="1800"/>
+            <w:tcBorders>
+              <w:top w:val="single" w:color="9A9A9A" w:sz="4"/>
+              <w:left w:val="single" w:color="9A9A9A" w:sz="4"/>
+              <w:bottom w:val="single" w:color="9A9A9A" w:sz="4"/>
+              <w:right w:val="single" w:color="9A9A9A" w:sz="4"/>
+            </w:tcBorders>
+            <w:tcMar>
+              <w:top w:type="dxa" w:w="70"/>
+              <w:left w:type="dxa" w:w="100"/>
+              <w:bottom w:type="dxa" w:w="70"/>
+              <w:right w:type="dxa" w:w="100"/>
+            </w:tcMar>
+            <w:vAlign w:val="top"/>
+          </w:tcPr>
+          <w:p>
+            <w:pPr>
+              <w:spacing w:after="40"/>
+            </w:pPr>
+            <w:r>
+              <w:rPr>
+                <w:rFonts w:ascii="Arial" w:cs="Arial" w:eastAsia="Arial" w:hAnsi="Arial"/>
+                <w:sz w:val="18"/>
+                <w:szCs w:val="18"/>
+              </w:rPr>
+              <w:t xml:space="preserve">1.</w:t>
+            </w:r>
+          </w:p>
+        </w:tc>
+        <w:tc>
+          <w:tcPr>
+            <w:tcW w:type="dxa" w:w="2600"/>
+            <w:tcBorders>
+              <w:top w:val="single" w:color="9A9A9A" w:sz="4"/>
+              <w:left w:val="single" w:color="9A9A9A" w:sz="4"/>
+              <w:bottom w:val="single" w:color="9A9A9A" w:sz="4"/>
+              <w:right w:val="single" w:color="9A9A9A" w:sz="4"/>
+            </w:tcBorders>
+            <w:tcMar>
+              <w:top w:type="dxa" w:w="70"/>
+              <w:left w:type="dxa" w:w="100"/>
+              <w:bottom w:type="dxa" w:w="70"/>
+              <w:right w:type="dxa" w:w="100"/>
+            </w:tcMar>
+            <w:vAlign w:val="top"/>
+          </w:tcPr>
+          <w:p>
+            <w:pPr>
+              <w:spacing w:after="0"/>
+            </w:pPr>
+            <w:r>
+              <w:rPr>
+                <w:rFonts w:ascii="Arial" w:cs="Arial" w:eastAsia="Arial" w:hAnsi="Arial"/>
+              </w:rPr>
+              <w:t xml:space="preserve"> </w:t>
+            </w:r>
+          </w:p>
+        </w:tc>
+        <w:tc>
+          <w:tcPr>
+            <w:tcW w:type="dxa" w:w="1300"/>
+            <w:tcBorders>
+              <w:top w:val="single" w:color="9A9A9A" w:sz="4"/>
+              <w:left w:val="single" w:color="9A9A9A" w:sz="4"/>
+              <w:bottom w:val="single" w:color="9A9A9A" w:sz="4"/>
+              <w:right w:val="single" w:color="9A9A9A" w:sz="4"/>
+            </w:tcBorders>
+            <w:tcMar>
+              <w:top w:type="dxa" w:w="70"/>
+              <w:left w:type="dxa" w:w="100"/>
+              <w:bottom w:type="dxa" w:w="70"/>
+              <w:right w:type="dxa" w:w="100"/>
+            </w:tcMar>
+            <w:vAlign w:val="top"/>
+          </w:tcPr>
+          <w:p>
+            <w:pPr>
+              <w:spacing w:after="0"/>
+            </w:pPr>
+            <w:r>
+              <w:rPr>
+                <w:rFonts w:ascii="Arial" w:cs="Arial" w:eastAsia="Arial" w:hAnsi="Arial"/>
+              </w:rPr>
+              <w:t xml:space="preserve"> </w:t>
+            </w:r>
+          </w:p>
+        </w:tc>
+        <w:tc>
+          <w:tcPr>
+            <w:tcW w:type="dxa" w:w="2000"/>
+            <w:tcBorders>
+              <w:top w:val="single" w:color="9A9A9A" w:sz="4"/>
+              <w:left w:val="single" w:color="9A9A9A" w:sz="4"/>
+              <w:bottom w:val="single" w:color="9A9A9A" w:sz="4"/>
+              <w:right w:val="single" w:color="9A9A9A" w:sz="4"/>
+            </w:tcBorders>
+            <w:tcMar>
+              <w:top w:type="dxa" w:w="70"/>
+              <w:left w:type="dxa" w:w="100"/>
+              <w:bottom w:type="dxa" w:w="70"/>
+              <w:right w:type="dxa" w:w="100"/>
+            </w:tcMar>
+            <w:vAlign w:val="top"/>
+          </w:tcPr>
+          <w:p>
+            <w:pPr>
+              <w:spacing w:after="0"/>
+            </w:pPr>
+            <w:r>
+              <w:rPr>
+                <w:rFonts w:ascii="Arial" w:cs="Arial" w:eastAsia="Arial" w:hAnsi="Arial"/>
+              </w:rPr>
+              <w:t xml:space="preserve"> </w:t>
+            </w:r>
+          </w:p>
+        </w:tc>
+        <w:tc>
+          <w:tcPr>
+            <w:tcW w:type="dxa" w:w="2380"/>
+            <w:tcBorders>
+              <w:top w:val="single" w:color="9A9A9A" w:sz="4"/>
+              <w:left w:val="single" w:color="9A9A9A" w:sz="4"/>
+              <w:bottom w:val="single" w:color="9A9A9A" w:sz="4"/>
+              <w:right w:val="single" w:color="9A9A9A" w:sz="4"/>
+            </w:tcBorders>
+            <w:tcMar>
+              <w:top w:type="dxa" w:w="70"/>
+              <w:left w:type="dxa" w:w="100"/>
+              <w:bottom w:type="dxa" w:w="70"/>
+              <w:right w:type="dxa" w:w="100"/>
+            </w:tcMar>
+            <w:vAlign w:val="top"/>
+          </w:tcPr>
+          <w:p>
+            <w:pPr>
+              <w:spacing w:after="0"/>
+            </w:pPr>
+            <w:r>
+              <w:rPr>
+                <w:rFonts w:ascii="Arial" w:cs="Arial" w:eastAsia="Arial" w:hAnsi="Arial"/>
+              </w:rPr>
+              <w:t xml:space="preserve"> </w:t>
+            </w:r>
+          </w:p>
+        </w:tc>
+      </w:tr>
+      <w:tr>
+        <w:trPr>
+          <w:cantSplit/>
+          <w:tblHeader w:val="false"/>
+          <w:trHeight w:val="1000" w:hRule="atLeast"/>
+        </w:trPr>
+        <w:tc>
+          <w:tcPr>
+            <w:tcW w:type="dxa" w:w="1800"/>
+            <w:tcBorders>
+              <w:top w:val="single" w:color="9A9A9A" w:sz="4"/>
+              <w:left w:val="single" w:color="9A9A9A" w:sz="4"/>
+              <w:bottom w:val="single" w:color="9A9A9A" w:sz="4"/>
+              <w:right w:val="single" w:color="9A9A9A" w:sz="4"/>
+            </w:tcBorders>
+            <w:tcMar>
+              <w:top w:type="dxa" w:w="70"/>
+              <w:left w:type="dxa" w:w="100"/>
+              <w:bottom w:type="dxa" w:w="70"/>
+              <w:right w:type="dxa" w:w="100"/>
+            </w:tcMar>
+            <w:vAlign w:val="top"/>
+          </w:tcPr>
+          <w:p>
+            <w:pPr>
+              <w:spacing w:after="40"/>
+            </w:pPr>
+            <w:r>
+              <w:rPr>
+                <w:rFonts w:ascii="Arial" w:cs="Arial" w:eastAsia="Arial" w:hAnsi="Arial"/>
+                <w:sz w:val="18"/>
+                <w:szCs w:val="18"/>
+              </w:rPr>
+              <w:t xml:space="preserve">2.</w:t>
+            </w:r>
+          </w:p>
+        </w:tc>
+        <w:tc>
+          <w:tcPr>
+            <w:tcW w:type="dxa" w:w="2600"/>
+            <w:tcBorders>
+              <w:top w:val="single" w:color="9A9A9A" w:sz="4"/>
+              <w:left w:val="single" w:color="9A9A9A" w:sz="4"/>
+              <w:bottom w:val="single" w:color="9A9A9A" w:sz="4"/>
+              <w:right w:val="single" w:color="9A9A9A" w:sz="4"/>
+            </w:tcBorders>
+            <w:tcMar>
+              <w:top w:type="dxa" w:w="70"/>
+              <w:left w:type="dxa" w:w="100"/>
+              <w:bottom w:type="dxa" w:w="70"/>
+              <w:right w:type="dxa" w:w="100"/>
+            </w:tcMar>
+            <w:vAlign w:val="top"/>
+          </w:tcPr>
+          <w:p>
+            <w:pPr>
+              <w:spacing w:after="0"/>
+            </w:pPr>
+            <w:r>
+              <w:rPr>
+                <w:rFonts w:ascii="Arial" w:cs="Arial" w:eastAsia="Arial" w:hAnsi="Arial"/>
+              </w:rPr>
+              <w:t xml:space="preserve"> </w:t>
+            </w:r>
+          </w:p>
+        </w:tc>
+        <w:tc>
+          <w:tcPr>
+            <w:tcW w:type="dxa" w:w="1300"/>
+            <w:tcBorders>
+              <w:top w:val="single" w:color="9A9A9A" w:sz="4"/>
+              <w:left w:val="single" w:color="9A9A9A" w:sz="4"/>
+              <w:bottom w:val="single" w:color="9A9A9A" w:sz="4"/>
+              <w:right w:val="single" w:color="9A9A9A" w:sz="4"/>
+            </w:tcBorders>
+            <w:tcMar>
+              <w:top w:type="dxa" w:w="70"/>
+              <w:left w:type="dxa" w:w="100"/>
+              <w:bottom w:type="dxa" w:w="70"/>
+              <w:right w:type="dxa" w:w="100"/>
+            </w:tcMar>
+            <w:vAlign w:val="top"/>
+          </w:tcPr>
+          <w:p>
+            <w:pPr>
+              <w:spacing w:after="0"/>
+            </w:pPr>
+            <w:r>
+              <w:rPr>
+                <w:rFonts w:ascii="Arial" w:cs="Arial" w:eastAsia="Arial" w:hAnsi="Arial"/>
+              </w:rPr>
+              <w:t xml:space="preserve"> </w:t>
+            </w:r>
+          </w:p>
+        </w:tc>
+        <w:tc>
+          <w:tcPr>
+            <w:tcW w:type="dxa" w:w="2000"/>
+            <w:tcBorders>
+              <w:top w:val="single" w:color="9A9A9A" w:sz="4"/>
+              <w:left w:val="single" w:color="9A9A9A" w:sz="4"/>
+              <w:bottom w:val="single" w:color="9A9A9A" w:sz="4"/>
+              <w:right w:val="single" w:color="9A9A9A" w:sz="4"/>
+            </w:tcBorders>
+            <w:tcMar>
+              <w:top w:type="dxa" w:w="70"/>
+              <w:left w:type="dxa" w:w="100"/>
+              <w:bottom w:type="dxa" w:w="70"/>
+              <w:right w:type="dxa" w:w="100"/>
+            </w:tcMar>
+            <w:vAlign w:val="top"/>
+          </w:tcPr>
+          <w:p>
+            <w:pPr>
+              <w:spacing w:after="0"/>
+            </w:pPr>
+            <w:r>
+              <w:rPr>
+                <w:rFonts w:ascii="Arial" w:cs="Arial" w:eastAsia="Arial" w:hAnsi="Arial"/>
+              </w:rPr>
+              <w:t xml:space="preserve"> </w:t>
+            </w:r>
+          </w:p>
+        </w:tc>
+        <w:tc>
+          <w:tcPr>
+            <w:tcW w:type="dxa" w:w="2380"/>
+            <w:tcBorders>
+              <w:top w:val="single" w:color="9A9A9A" w:sz="4"/>
+              <w:left w:val="single" w:color="9A9A9A" w:sz="4"/>
+              <w:bottom w:val="single" w:color="9A9A9A" w:sz="4"/>
+              <w:right w:val="single" w:color="9A9A9A" w:sz="4"/>
+            </w:tcBorders>
+            <w:tcMar>
+              <w:top w:type="dxa" w:w="70"/>
+              <w:left w:type="dxa" w:w="100"/>
+              <w:bottom w:type="dxa" w:w="70"/>
+              <w:right w:type="dxa" w:w="100"/>
+            </w:tcMar>
+            <w:vAlign w:val="top"/>
+          </w:tcPr>
+          <w:p>
+            <w:pPr>
+              <w:spacing w:after="0"/>
+            </w:pPr>
+            <w:r>
+              <w:rPr>
+                <w:rFonts w:ascii="Arial" w:cs="Arial" w:eastAsia="Arial" w:hAnsi="Arial"/>
+              </w:rPr>
+              <w:t xml:space="preserve"> </w:t>
+            </w:r>
+          </w:p>
+        </w:tc>
+      </w:tr>
+      <w:tr>
+        <w:trPr>
+          <w:cantSplit/>
+          <w:tblHeader w:val="false"/>
+          <w:trHeight w:val="1000" w:hRule="atLeast"/>
+        </w:trPr>
+        <w:tc>
+          <w:tcPr>
+            <w:tcW w:type="dxa" w:w="1800"/>
+            <w:tcBorders>
+              <w:top w:val="single" w:color="9A9A9A" w:sz="4"/>
+              <w:left w:val="single" w:color="9A9A9A" w:sz="4"/>
+              <w:bottom w:val="single" w:color="9A9A9A" w:sz="4"/>
+              <w:right w:val="single" w:color="9A9A9A" w:sz="4"/>
+            </w:tcBorders>
+            <w:tcMar>
+              <w:top w:type="dxa" w:w="70"/>
+              <w:left w:type="dxa" w:w="100"/>
+              <w:bottom w:type="dxa" w:w="70"/>
+              <w:right w:type="dxa" w:w="100"/>
+            </w:tcMar>
+            <w:vAlign w:val="top"/>
+          </w:tcPr>
+          <w:p>
+            <w:pPr>
+              <w:spacing w:after="40"/>
+            </w:pPr>
+            <w:r>
+              <w:rPr>
+                <w:rFonts w:ascii="Arial" w:cs="Arial" w:eastAsia="Arial" w:hAnsi="Arial"/>
+                <w:sz w:val="18"/>
+                <w:szCs w:val="18"/>
+              </w:rPr>
+              <w:t xml:space="preserve">3.</w:t>
+            </w:r>
+          </w:p>
+        </w:tc>
+        <w:tc>
+          <w:tcPr>
+            <w:tcW w:type="dxa" w:w="2600"/>
+            <w:tcBorders>
+              <w:top w:val="single" w:color="9A9A9A" w:sz="4"/>
+              <w:left w:val="single" w:color="9A9A9A" w:sz="4"/>
+              <w:bottom w:val="single" w:color="9A9A9A" w:sz="4"/>
+              <w:right w:val="single" w:color="9A9A9A" w:sz="4"/>
+            </w:tcBorders>
+            <w:tcMar>
+              <w:top w:type="dxa" w:w="70"/>
+              <w:left w:type="dxa" w:w="100"/>
+              <w:bottom w:type="dxa" w:w="70"/>
+              <w:right w:type="dxa" w:w="100"/>
+            </w:tcMar>
+            <w:vAlign w:val="top"/>
+          </w:tcPr>
+          <w:p>
+            <w:pPr>
+              <w:spacing w:after="0"/>
+            </w:pPr>
+            <w:r>
+              <w:rPr>
+                <w:rFonts w:ascii="Arial" w:cs="Arial" w:eastAsia="Arial" w:hAnsi="Arial"/>
+              </w:rPr>
+              <w:t xml:space="preserve"> </w:t>
+            </w:r>
+          </w:p>
+        </w:tc>
+        <w:tc>
+          <w:tcPr>
+            <w:tcW w:type="dxa" w:w="1300"/>
+            <w:tcBorders>
+              <w:top w:val="single" w:color="9A9A9A" w:sz="4"/>
+              <w:left w:val="single" w:color="9A9A9A" w:sz="4"/>
+              <w:bottom w:val="single" w:color="9A9A9A" w:sz="4"/>
+              <w:right w:val="single" w:color="9A9A9A" w:sz="4"/>
+            </w:tcBorders>
+            <w:tcMar>
+              <w:top w:type="dxa" w:w="70"/>
+              <w:left w:type="dxa" w:w="100"/>
+              <w:bottom w:type="dxa" w:w="70"/>
+              <w:right w:type="dxa" w:w="100"/>
+            </w:tcMar>
+            <w:vAlign w:val="top"/>
+          </w:tcPr>
+          <w:p>
+            <w:pPr>
+              <w:spacing w:after="0"/>
+            </w:pPr>
+            <w:r>
+              <w:rPr>
+                <w:rFonts w:ascii="Arial" w:cs="Arial" w:eastAsia="Arial" w:hAnsi="Arial"/>
+              </w:rPr>
+              <w:t xml:space="preserve"> </w:t>
+            </w:r>
+          </w:p>
+        </w:tc>
+        <w:tc>
+          <w:tcPr>
+            <w:tcW w:type="dxa" w:w="2000"/>
+            <w:tcBorders>
+              <w:top w:val="single" w:color="9A9A9A" w:sz="4"/>
+              <w:left w:val="single" w:color="9A9A9A" w:sz="4"/>
+              <w:bottom w:val="single" w:color="9A9A9A" w:sz="4"/>
+              <w:right w:val="single" w:color="9A9A9A" w:sz="4"/>
+            </w:tcBorders>
+            <w:tcMar>
+              <w:top w:type="dxa" w:w="70"/>
+              <w:left w:type="dxa" w:w="100"/>
+              <w:bottom w:type="dxa" w:w="70"/>
+              <w:right w:type="dxa" w:w="100"/>
+            </w:tcMar>
+            <w:vAlign w:val="top"/>
+          </w:tcPr>
+          <w:p>
+            <w:pPr>
+              <w:spacing w:after="0"/>
+            </w:pPr>
+            <w:r>
+              <w:rPr>
+                <w:rFonts w:ascii="Arial" w:cs="Arial" w:eastAsia="Arial" w:hAnsi="Arial"/>
+              </w:rPr>
+              <w:t xml:space="preserve"> </w:t>
+            </w:r>
+          </w:p>
+        </w:tc>
+        <w:tc>
+          <w:tcPr>
+            <w:tcW w:type="dxa" w:w="2380"/>
+            <w:tcBorders>
+              <w:top w:val="single" w:color="9A9A9A" w:sz="4"/>
+              <w:left w:val="single" w:color="9A9A9A" w:sz="4"/>
+              <w:bottom w:val="single" w:color="9A9A9A" w:sz="4"/>
+              <w:right w:val="single" w:color="9A9A9A" w:sz="4"/>
+            </w:tcBorders>
+            <w:tcMar>
+              <w:top w:type="dxa" w:w="70"/>
+              <w:left w:type="dxa" w:w="100"/>
+              <w:bottom w:type="dxa" w:w="70"/>
+              <w:right w:type="dxa" w:w="100"/>
+            </w:tcMar>
+            <w:vAlign w:val="top"/>
+          </w:tcPr>
+          <w:p>
+            <w:pPr>
+              <w:spacing w:after="0"/>
+            </w:pPr>
+            <w:r>
+              <w:rPr>
+                <w:rFonts w:ascii="Arial" w:cs="Arial" w:eastAsia="Arial" w:hAnsi="Arial"/>
+              </w:rPr>
+              <w:t xml:space="preserve"> </w:t>
+            </w:r>
+          </w:p>
+        </w:tc>
+      </w:tr>
+    </w:tbl>
+    <w:p>
+      <w:pPr>
+        <w:keepNext/>
+        <w:spacing w:after="80" w:before="200"/>
+      </w:pPr>
+      <w:r>
+        <w:rPr>
+          <w:rFonts w:ascii="Arial" w:cs="Arial" w:eastAsia="Arial" w:hAnsi="Arial"/>
+          <w:b/>
+          <w:bCs/>
+        </w:rPr>
+        <w:t xml:space="preserve">10.5.</w:t>
+      </w:r>
+      <w:r>
+        <w:rPr>
+          <w:rFonts w:ascii="Arial" w:cs="Arial" w:eastAsia="Arial" w:hAnsi="Arial"/>
+        </w:rPr>
+        <w:t xml:space="preserve"> </w:t>
+      </w:r>
+      <w:r>
+        <w:rPr>
+          <w:rFonts w:ascii="Arial" w:cs="Arial" w:eastAsia="Arial" w:hAnsi="Arial"/>
+          <w:b/>
+          <w:bCs/>
+        </w:rPr>
+        <w:t xml:space="preserve">Your microscope's view.</w:t>
+      </w:r>
+      <w:r>
+        <w:rPr>
+          <w:rFonts w:ascii="Arial" w:cs="Arial" w:eastAsia="Arial" w:hAnsi="Arial"/>
+        </w:rPr>
+        <w:t xml:space="preserve"> Use the scale for your </w:t>
+      </w:r>
+      <w:r>
+        <w:rPr>
+          <w:rFonts w:ascii="Arial" w:cs="Arial" w:eastAsia="Arial" w:hAnsi="Arial"/>
+          <w:b/>
+          <w:bCs/>
+        </w:rPr>
+        <w:t xml:space="preserve">High</w:t>
+      </w:r>
+      <w:r>
+        <w:rPr>
+          <w:rFonts w:ascii="Arial" w:cs="Arial" w:eastAsia="Arial" w:hAnsi="Arial"/>
+        </w:rPr>
+        <w:t xml:space="preserve"> setting (from your data table). At that scale, how big would the nucleus, chloroplast, mitochondrion, and ribosome look on your screen, in mm? The smallest thing you can clearly see on a screen is about 0.2 mm. Which of these could you see, and which could you not? Explain.</w:t>
       </w:r>
     </w:p>
     <w:tbl>
@@ -7569,7 +10034,7 @@
       <w:tr>
         <w:trPr>
           <w:cantSplit w:val="false"/>
-          <w:trHeight w:val="1600" w:hRule="atLeast"/>
+          <w:trHeight w:val="2600" w:hRule="atLeast"/>
         </w:trPr>
         <w:tc>
           <w:tcPr>
@@ -7612,7 +10077,7 @@
           <w:b/>
           <w:bCs/>
         </w:rPr>
-        <w:t xml:space="preserve">10.4.</w:t>
+        <w:t xml:space="preserve">10.6.</w:t>
       </w:r>
       <w:r>
         <w:rPr>
@@ -7626,13 +10091,13 @@
           <w:b/>
           <w:bCs/>
         </w:rPr>
-        <w:t xml:space="preserve">Your microscope's view.</w:t>
-      </w:r>
-      <w:r>
-        <w:rPr>
-          <w:rFonts w:ascii="Arial" w:cs="Arial" w:eastAsia="Arial" w:hAnsi="Arial"/>
-        </w:rPr>
-        <w:t xml:space="preserve"> Use the scale for your </w:t>
+        <w:t xml:space="preserve">Classroom-size cell.</w:t>
+      </w:r>
+      <w:r>
+        <w:rPr>
+          <w:rFonts w:ascii="Arial" w:cs="Arial" w:eastAsia="Arial" w:hAnsi="Arial"/>
+        </w:rPr>
+        <w:t xml:space="preserve"> Imagine a model of a plant cell that is </w:t>
       </w:r>
       <w:r>
         <w:rPr>
@@ -7640,13 +10105,27 @@
           <w:b/>
           <w:bCs/>
         </w:rPr>
-        <w:t xml:space="preserve">High</w:t>
-      </w:r>
-      <w:r>
-        <w:rPr>
-          <w:rFonts w:ascii="Arial" w:cs="Arial" w:eastAsia="Arial" w:hAnsi="Arial"/>
-        </w:rPr>
-        <w:t xml:space="preserve"> setting (from Table 1). At that scale, how big would each of these look on your screen, in mm: a 10 µm nucleus, a 1 µm mitochondrion, and a 0.02 µm ribosome?</w:t>
+        <w:t xml:space="preserve">5 m wide</w:t>
+      </w:r>
+      <w:r>
+        <w:rPr>
+          <w:rFonts w:ascii="Arial" w:cs="Arial" w:eastAsia="Arial" w:hAnsi="Arial"/>
+        </w:rPr>
+        <w:t xml:space="preserve"> (5 m = 5,000,000 µm). Calculate the scale. Then find the model size of the nucleus, a chloroplast, a mitochondrion, and a ribosome. For each one, name an </w:t>
+      </w:r>
+      <w:r>
+        <w:rPr>
+          <w:rFonts w:ascii="Arial" w:cs="Arial" w:eastAsia="Arial" w:hAnsi="Arial"/>
+          <w:b/>
+          <w:bCs/>
+        </w:rPr>
+        <w:t xml:space="preserve">everyday object</w:t>
+      </w:r>
+      <w:r>
+        <w:rPr>
+          <w:rFonts w:ascii="Arial" w:cs="Arial" w:eastAsia="Arial" w:hAnsi="Arial"/>
+        </w:rPr>
+        <w:t xml:space="preserve"> that is about that size (for example, a beach ball or a grain of sand).</w:t>
       </w:r>
     </w:p>
     <w:tbl>
@@ -7668,7 +10147,7 @@
       <w:tr>
         <w:trPr>
           <w:cantSplit w:val="false"/>
-          <w:trHeight w:val="2100" w:hRule="atLeast"/>
+          <w:trHeight w:val="3000" w:hRule="atLeast"/>
         </w:trPr>
         <w:tc>
           <w:tcPr>
@@ -7711,7 +10190,7 @@
           <w:b/>
           <w:bCs/>
         </w:rPr>
-        <w:t xml:space="preserve">10.5.</w:t>
+        <w:t xml:space="preserve">10.7.</w:t>
       </w:r>
       <w:r>
         <w:rPr>
@@ -7725,13 +10204,27 @@
           <w:b/>
           <w:bCs/>
         </w:rPr>
-        <w:t xml:space="preserve">Can we see it?</w:t>
-      </w:r>
-      <w:r>
-        <w:rPr>
-          <w:rFonts w:ascii="Arial" w:cs="Arial" w:eastAsia="Arial" w:hAnsi="Arial"/>
-        </w:rPr>
-        <w:t xml:space="preserve"> The smallest thing you can clearly see on a screen is about 0.2 mm. Using your answers to 10.4, which cell parts could your microscope show you, and which could it not? Explain.</w:t>
+        <w:t xml:space="preserve">Connect to your data.</w:t>
+      </w:r>
+      <w:r>
+        <w:rPr>
+          <w:rFonts w:ascii="Arial" w:cs="Arial" w:eastAsia="Arial" w:hAnsi="Arial"/>
+        </w:rPr>
+        <w:t xml:space="preserve"> Choose one object you measured. (i) Which organelle or cell is it closest in size to? (ii) About how many of your measured features would fit across one 100 µm plant cell? (iii) If you measured onion skin, how many 10 µm nuclei would fit across your measured cell width? (iv) What does the </w:t>
+      </w:r>
+      <w:r>
+        <w:rPr>
+          <w:rFonts w:ascii="Arial" w:cs="Arial" w:eastAsia="Arial" w:hAnsi="Arial"/>
+          <w:b/>
+          <w:bCs/>
+        </w:rPr>
+        <w:t xml:space="preserve">shape</w:t>
+      </w:r>
+      <w:r>
+        <w:rPr>
+          <w:rFonts w:ascii="Arial" w:cs="Arial" w:eastAsia="Arial" w:hAnsi="Arial"/>
+        </w:rPr>
+        <w:t xml:space="preserve"> of your measured feature suggest about a job it might do?</w:t>
       </w:r>
     </w:p>
     <w:tbl>
@@ -7753,7 +10246,7 @@
       <w:tr>
         <w:trPr>
           <w:cantSplit w:val="false"/>
-          <w:trHeight w:val="1800" w:hRule="atLeast"/>
+          <w:trHeight w:val="2800" w:hRule="atLeast"/>
         </w:trPr>
         <w:tc>
           <w:tcPr>
@@ -7796,7 +10289,7 @@
           <w:b/>
           <w:bCs/>
         </w:rPr>
-        <w:t xml:space="preserve">10.6.</w:t>
+        <w:t xml:space="preserve">10.8.</w:t>
       </w:r>
       <w:r>
         <w:rPr>
@@ -7810,13 +10303,13 @@
           <w:b/>
           <w:bCs/>
         </w:rPr>
-        <w:t xml:space="preserve">Classroom-size cell.</w:t>
-      </w:r>
-      <w:r>
-        <w:rPr>
-          <w:rFonts w:ascii="Arial" w:cs="Arial" w:eastAsia="Arial" w:hAnsi="Arial"/>
-        </w:rPr>
-        <w:t xml:space="preserve"> Imagine a model of a plant cell that is </w:t>
+        <w:t xml:space="preserve">Why are cells small?</w:t>
+      </w:r>
+      <w:r>
+        <w:rPr>
+          <w:rFonts w:ascii="Arial" w:cs="Arial" w:eastAsia="Arial" w:hAnsi="Arial"/>
+        </w:rPr>
+        <w:t xml:space="preserve"> A cell takes in food and gets rid of waste through its membrane, so it needs a lot of membrane (surface area) for its size (volume). For a cube, surface area = 6 × side × side and volume = side × side × side. Find the surface area and volume of a cube with a </w:t>
       </w:r>
       <w:r>
         <w:rPr>
@@ -7824,13 +10317,41 @@
           <w:b/>
           <w:bCs/>
         </w:rPr>
-        <w:t xml:space="preserve">5 m wide</w:t>
-      </w:r>
-      <w:r>
-        <w:rPr>
-          <w:rFonts w:ascii="Arial" w:cs="Arial" w:eastAsia="Arial" w:hAnsi="Arial"/>
-        </w:rPr>
-        <w:t xml:space="preserve"> (5 m = 5,000,000 µm). Calculate the scale. How big would the nucleus, a chloroplast, and a mitochondrion be in the model? Use a sensible unit for each.</w:t>
+        <w:t xml:space="preserve">1 cm</w:t>
+      </w:r>
+      <w:r>
+        <w:rPr>
+          <w:rFonts w:ascii="Arial" w:cs="Arial" w:eastAsia="Arial" w:hAnsi="Arial"/>
+        </w:rPr>
+        <w:t xml:space="preserve"> side and a cube with a </w:t>
+      </w:r>
+      <w:r>
+        <w:rPr>
+          <w:rFonts w:ascii="Arial" w:cs="Arial" w:eastAsia="Arial" w:hAnsi="Arial"/>
+          <w:b/>
+          <w:bCs/>
+        </w:rPr>
+        <w:t xml:space="preserve">10 cm</w:t>
+      </w:r>
+      <w:r>
+        <w:rPr>
+          <w:rFonts w:ascii="Arial" w:cs="Arial" w:eastAsia="Arial" w:hAnsi="Arial"/>
+        </w:rPr>
+        <w:t xml:space="preserve"> side. Which has more surface area </w:t>
+      </w:r>
+      <w:r>
+        <w:rPr>
+          <w:rFonts w:ascii="Arial" w:cs="Arial" w:eastAsia="Arial" w:hAnsi="Arial"/>
+          <w:b/>
+          <w:bCs/>
+        </w:rPr>
+        <w:t xml:space="preserve">for each unit of volume</w:t>
+      </w:r>
+      <w:r>
+        <w:rPr>
+          <w:rFonts w:ascii="Arial" w:cs="Arial" w:eastAsia="Arial" w:hAnsi="Arial"/>
+        </w:rPr>
+        <w:t xml:space="preserve">? Use your answer to explain why cells stay tiny.</w:t>
       </w:r>
     </w:p>
     <w:tbl>
@@ -7852,92 +10373,7 @@
       <w:tr>
         <w:trPr>
           <w:cantSplit w:val="false"/>
-          <w:trHeight w:val="2400" w:hRule="atLeast"/>
-        </w:trPr>
-        <w:tc>
-          <w:tcPr>
-            <w:tcW w:type="dxa" w:w="10080"/>
-            <w:tcBorders>
-              <w:top w:val="single" w:color="9A9A9A" w:sz="4"/>
-              <w:left w:val="single" w:color="9A9A9A" w:sz="4"/>
-              <w:bottom w:val="single" w:color="9A9A9A" w:sz="4"/>
-              <w:right w:val="single" w:color="9A9A9A" w:sz="4"/>
-            </w:tcBorders>
-            <w:tcMar>
-              <w:top w:type="dxa" w:w="70"/>
-              <w:left w:type="dxa" w:w="100"/>
-              <w:bottom w:type="dxa" w:w="70"/>
-              <w:right w:type="dxa" w:w="100"/>
-            </w:tcMar>
-          </w:tcPr>
-          <w:p>
-            <w:pPr>
-              <w:spacing w:after="0"/>
-            </w:pPr>
-            <w:r>
-              <w:rPr>
-                <w:rFonts w:ascii="Arial" w:cs="Arial" w:eastAsia="Arial" w:hAnsi="Arial"/>
-              </w:rPr>
-              <w:t xml:space="preserve"> </w:t>
-            </w:r>
-          </w:p>
-        </w:tc>
-      </w:tr>
-    </w:tbl>
-    <w:p>
-      <w:pPr>
-        <w:keepNext/>
-        <w:spacing w:after="80" w:before="200"/>
-      </w:pPr>
-      <w:r>
-        <w:rPr>
-          <w:rFonts w:ascii="Arial" w:cs="Arial" w:eastAsia="Arial" w:hAnsi="Arial"/>
-          <w:b/>
-          <w:bCs/>
-        </w:rPr>
-        <w:t xml:space="preserve">10.7.</w:t>
-      </w:r>
-      <w:r>
-        <w:rPr>
-          <w:rFonts w:ascii="Arial" w:cs="Arial" w:eastAsia="Arial" w:hAnsi="Arial"/>
-        </w:rPr>
-        <w:t xml:space="preserve"> </w:t>
-      </w:r>
-      <w:r>
-        <w:rPr>
-          <w:rFonts w:ascii="Arial" w:cs="Arial" w:eastAsia="Arial" w:hAnsi="Arial"/>
-          <w:b/>
-          <w:bCs/>
-        </w:rPr>
-        <w:t xml:space="preserve">Compare to your data.</w:t>
-      </w:r>
-      <w:r>
-        <w:rPr>
-          <w:rFonts w:ascii="Arial" w:cs="Arial" w:eastAsia="Arial" w:hAnsi="Arial"/>
-        </w:rPr>
-        <w:t xml:space="preserve"> Choose one object you measured. About how many of its measured features would fit across one 100 µm plant cell? Show your work.</w:t>
-      </w:r>
-    </w:p>
-    <w:tbl>
-      <w:tblPr>
-        <w:tblW w:type="dxa" w:w="10080"/>
-        <w:tblBorders>
-          <w:top w:val="single" w:color="auto" w:sz="4"/>
-          <w:left w:val="single" w:color="auto" w:sz="4"/>
-          <w:bottom w:val="single" w:color="auto" w:sz="4"/>
-          <w:right w:val="single" w:color="auto" w:sz="4"/>
-          <w:insideH w:val="single" w:color="auto" w:sz="4"/>
-          <w:insideV w:val="single" w:color="auto" w:sz="4"/>
-        </w:tblBorders>
-        <w:tblLayout w:type="fixed"/>
-      </w:tblPr>
-      <w:tblGrid>
-        <w:gridCol w:w="10080"/>
-      </w:tblGrid>
-      <w:tr>
-        <w:trPr>
-          <w:cantSplit w:val="false"/>
-          <w:trHeight w:val="1600" w:hRule="atLeast"/>
+          <w:trHeight w:val="2800" w:hRule="atLeast"/>
         </w:trPr>
         <w:tc>
           <w:tcPr>
@@ -8796,7 +11232,7 @@
         <w:rPr>
           <w:rFonts w:ascii="Arial" w:cs="Arial" w:eastAsia="Arial" w:hAnsi="Arial"/>
         </w:rPr>
-        <w:t xml:space="preserve"> Compare the shapes and structures of </w:t>
+        <w:t xml:space="preserve"> Choose </w:t>
       </w:r>
       <w:r>
         <w:rPr>
@@ -8804,13 +11240,27 @@
           <w:b/>
           <w:bCs/>
         </w:rPr>
-        <w:t xml:space="preserve">two different objects</w:t>
-      </w:r>
-      <w:r>
-        <w:rPr>
-          <w:rFonts w:ascii="Arial" w:cs="Arial" w:eastAsia="Arial" w:hAnsi="Arial"/>
-        </w:rPr>
-        <w:t xml:space="preserve"> you observed. For each one, make an educated guess about how its shape helps it do its job (structure and function). What evidence from your photos supports your ideas?</w:t>
+        <w:t xml:space="preserve">one object</w:t>
+      </w:r>
+      <w:r>
+        <w:rPr>
+          <w:rFonts w:ascii="Arial" w:cs="Arial" w:eastAsia="Arial" w:hAnsi="Arial"/>
+        </w:rPr>
+        <w:t xml:space="preserve"> you observed and compare its shape and size with a </w:t>
+      </w:r>
+      <w:r>
+        <w:rPr>
+          <w:rFonts w:ascii="Arial" w:cs="Arial" w:eastAsia="Arial" w:hAnsi="Arial"/>
+          <w:b/>
+          <w:bCs/>
+        </w:rPr>
+        <w:t xml:space="preserve">specific organelle or cell type</w:t>
+      </w:r>
+      <w:r>
+        <w:rPr>
+          <w:rFonts w:ascii="Arial" w:cs="Arial" w:eastAsia="Arial" w:hAnsi="Arial"/>
+        </w:rPr>
+        <w:t xml:space="preserve"> (use your Cell connection table). Explain how the shape helps each one do its job. Then explain how the cell theory helps you tell a material made of once-living cells (like onion skin) from one that is not (like salt).</w:t>
       </w:r>
     </w:p>
     <w:tbl>
@@ -8881,7 +11331,21 @@
         <w:rPr>
           <w:rFonts w:ascii="Arial" w:cs="Arial" w:eastAsia="Arial" w:hAnsi="Arial"/>
         </w:rPr>
-        <w:t xml:space="preserve"> Why can we not see a mitochondrion or a ribosome with a digital microscope like ours? Use your calculations from Section 10 to support your answer.</w:t>
+        <w:t xml:space="preserve"> Why can we not see a mitochondrion or a ribosome with a digital microscope like ours? Use your scale calculations from Section 10 (the size on your screen compared with about 0.2 mm) to support your answer, and name one organelle your microscope </w:t>
+      </w:r>
+      <w:r>
+        <w:rPr>
+          <w:rFonts w:ascii="Arial" w:cs="Arial" w:eastAsia="Arial" w:hAnsi="Arial"/>
+          <w:b/>
+          <w:bCs/>
+        </w:rPr>
+        <w:t xml:space="preserve">could</w:t>
+      </w:r>
+      <w:r>
+        <w:rPr>
+          <w:rFonts w:ascii="Arial" w:cs="Arial" w:eastAsia="Arial" w:hAnsi="Arial"/>
+        </w:rPr>
+        <w:t xml:space="preserve"> show.</w:t>
       </w:r>
     </w:p>
     <w:tbl>
@@ -8952,7 +11416,49 @@
         <w:rPr>
           <w:rFonts w:ascii="Arial" w:cs="Arial" w:eastAsia="Arial" w:hAnsi="Arial"/>
         </w:rPr>
-        <w:t xml:space="preserve"> Scientists often build scale models of things that are too small or too big to see. Using your classroom-size cell calculations, describe how the sizes of the cell parts compare to each other in your model, and explain why a scale model helps people understand the cell.</w:t>
+        <w:t xml:space="preserve"> Choose </w:t>
+      </w:r>
+      <w:r>
+        <w:rPr>
+          <w:rFonts w:ascii="Arial" w:cs="Arial" w:eastAsia="Arial" w:hAnsi="Arial"/>
+          <w:b/>
+          <w:bCs/>
+        </w:rPr>
+        <w:t xml:space="preserve">two organelles</w:t>
+      </w:r>
+      <w:r>
+        <w:rPr>
+          <w:rFonts w:ascii="Arial" w:cs="Arial" w:eastAsia="Arial" w:hAnsi="Arial"/>
+        </w:rPr>
+        <w:t xml:space="preserve"> with very different sizes (for example, the large vacuole and a ribosome). For each one, describe its shape, its size, and its job. Explain how its size and shape are </w:t>
+      </w:r>
+      <w:r>
+        <w:rPr>
+          <w:rFonts w:ascii="Arial" w:cs="Arial" w:eastAsia="Arial" w:hAnsi="Arial"/>
+          <w:b/>
+          <w:bCs/>
+        </w:rPr>
+        <w:t xml:space="preserve">related to its function</w:t>
+      </w:r>
+      <w:r>
+        <w:rPr>
+          <w:rFonts w:ascii="Arial" w:cs="Arial" w:eastAsia="Arial" w:hAnsi="Arial"/>
+        </w:rPr>
+        <w:t xml:space="preserve"> and to </w:t>
+      </w:r>
+      <w:r>
+        <w:rPr>
+          <w:rFonts w:ascii="Arial" w:cs="Arial" w:eastAsia="Arial" w:hAnsi="Arial"/>
+          <w:b/>
+          <w:bCs/>
+        </w:rPr>
+        <w:t xml:space="preserve">how many</w:t>
+      </w:r>
+      <w:r>
+        <w:rPr>
+          <w:rFonts w:ascii="Arial" w:cs="Arial" w:eastAsia="Arial" w:hAnsi="Arial"/>
+        </w:rPr>
+        <w:t xml:space="preserve"> of them a cell needs.</w:t>
       </w:r>
     </w:p>
     <w:tbl>
@@ -9023,7 +11529,7 @@
         <w:rPr>
           <w:rFonts w:ascii="Arial" w:cs="Arial" w:eastAsia="Arial" w:hAnsi="Arial"/>
         </w:rPr>
-        <w:t xml:space="preserve"> The cell theory says all living things are made of cells. Compare something you measured that came from a living thing (like onion skin or hair) with something that did not (like salt or plastic). What differences in shape or structure might you look for to tell whether a material came from living cells? Explain.</w:t>
+        <w:t xml:space="preserve"> Scientists build scale models of things that are too small to see. Using your classroom-size cell calculations, compare how big the nucleus, chloroplast, and mitochondrion are in your model, and name the everyday objects you chose. Which organelle was hardest to model at that scale, and why? How does a scale model help people understand a cell?</w:t>
       </w:r>
     </w:p>
     <w:tbl>
@@ -9094,7 +11600,7 @@
         <w:rPr>
           <w:rFonts w:ascii="Arial" w:cs="Arial" w:eastAsia="Arial" w:hAnsi="Arial"/>
         </w:rPr>
-        <w:t xml:space="preserve"> Plant cells look boxy and fit together tightly. Use what you observed and what you researched to explain how a plant cell's </w:t>
+        <w:t xml:space="preserve"> Plant cells look boxy and fit together tightly, and they have a cell wall, chloroplasts, and a large central vacuole. Use the Organelle Data Card and what you observed to explain how these parts (their </w:t>
       </w:r>
       <w:r>
         <w:rPr>
@@ -9102,27 +11608,13 @@
           <w:b/>
           <w:bCs/>
         </w:rPr>
-        <w:t xml:space="preserve">shape</w:t>
-      </w:r>
-      <w:r>
-        <w:rPr>
-          <w:rFonts w:ascii="Arial" w:cs="Arial" w:eastAsia="Arial" w:hAnsi="Arial"/>
-        </w:rPr>
-        <w:t xml:space="preserve"> and </w:t>
-      </w:r>
-      <w:r>
-        <w:rPr>
-          <w:rFonts w:ascii="Arial" w:cs="Arial" w:eastAsia="Arial" w:hAnsi="Arial"/>
-          <w:b/>
-          <w:bCs/>
-        </w:rPr>
-        <w:t xml:space="preserve">cell wall</w:t>
-      </w:r>
-      <w:r>
-        <w:rPr>
-          <w:rFonts w:ascii="Arial" w:cs="Arial" w:eastAsia="Arial" w:hAnsi="Arial"/>
-        </w:rPr>
-        <w:t xml:space="preserve"> (structure) help it do its job (function). How might an animal cell's shape be different, and why?</w:t>
+        <w:t xml:space="preserve">shape, size, and function</w:t>
+      </w:r>
+      <w:r>
+        <w:rPr>
+          <w:rFonts w:ascii="Arial" w:cs="Arial" w:eastAsia="Arial" w:hAnsi="Arial"/>
+        </w:rPr>
+        <w:t xml:space="preserve">) make a plant cell different from an animal cell. Use at least two calculations or measurements as evidence.</w:t>
       </w:r>
     </w:p>
     <w:tbl>
@@ -9193,7 +11685,7 @@
         <w:rPr>
           <w:rFonts w:ascii="Arial" w:cs="Arial" w:eastAsia="Arial" w:hAnsi="Arial"/>
         </w:rPr>
-        <w:t xml:space="preserve"> A scientist reports that a bacterium is 2 µm long. Explain how you would figure out how big it would look on your screen at your High-setting scale, and whether your microscope could show it clearly. Then write a </w:t>
+        <w:t xml:space="preserve"> A scientist reports that a bacterium is 2 µm long, about twice the size of a mitochondrion. Explain how you would figure out how big it would look on your screen at your High-setting scale, and whether your microscope could show it clearly. Then explain why surface area and volume (Section 10.8) help explain why bacteria and most cells are so small. Finally, write a </w:t>
       </w:r>
       <w:r>
         <w:rPr>
@@ -9207,7 +11699,7 @@
         <w:rPr>
           <w:rFonts w:ascii="Arial" w:cs="Arial" w:eastAsia="Arial" w:hAnsi="Arial"/>
         </w:rPr>
-        <w:t xml:space="preserve"> (with an independent and dependent variable) that you would investigate next using the digital microscope.</w:t>
+        <w:t xml:space="preserve"> (with an independent and a dependent variable) you would investigate next with the digital microscope.</w:t>
       </w:r>
     </w:p>
     <w:tbl>
